--- a/docs/as-built/docx/provisioning.docx
+++ b/docs/as-built/docx/provisioning.docx
@@ -644,7 +644,7 @@
               <a:graphicData uri="http://schemas.openxmlformats.org/drawingml/2006/picture">
                 <pic:pic>
                   <pic:nvPicPr>
-                    <pic:cNvPr descr="/tmp/docximg-IKyUYh/provisioning_md_1.png" id="23" name="Picture"/>
+                    <pic:cNvPr descr="/tmp/docximg-d8ZS2x/provisioning_md_1.png" id="23" name="Picture"/>
                     <pic:cNvPicPr>
                       <a:picLocks noChangeArrowheads="1" noChangeAspect="1"/>
                     </pic:cNvPicPr>
@@ -1015,7 +1015,7 @@
               <a:graphicData uri="http://schemas.openxmlformats.org/drawingml/2006/picture">
                 <pic:pic>
                   <pic:nvPicPr>
-                    <pic:cNvPr descr="/tmp/docximg-IKyUYh/provisioning_md_2.png" id="27" name="Picture"/>
+                    <pic:cNvPr descr="/tmp/docximg-d8ZS2x/provisioning_md_2.png" id="27" name="Picture"/>
                     <pic:cNvPicPr>
                       <a:picLocks noChangeArrowheads="1" noChangeAspect="1"/>
                     </pic:cNvPicPr>
@@ -2336,7 +2336,7 @@
               <a:graphicData uri="http://schemas.openxmlformats.org/drawingml/2006/picture">
                 <pic:pic>
                   <pic:nvPicPr>
-                    <pic:cNvPr descr="/tmp/docximg-IKyUYh/provisioning_md_3.png" id="36" name="Picture"/>
+                    <pic:cNvPr descr="/tmp/docximg-d8ZS2x/provisioning_md_3.png" id="36" name="Picture"/>
                     <pic:cNvPicPr>
                       <a:picLocks noChangeArrowheads="1" noChangeAspect="1"/>
                     </pic:cNvPicPr>
@@ -10002,7 +10002,7 @@
               <a:graphicData uri="http://schemas.openxmlformats.org/drawingml/2006/picture">
                 <pic:pic>
                   <pic:nvPicPr>
-                    <pic:cNvPr descr="/tmp/docximg-IKyUYh/provisioning_md_4.png" id="47" name="Picture"/>
+                    <pic:cNvPr descr="/tmp/docximg-d8ZS2x/provisioning_md_4.png" id="47" name="Picture"/>
                     <pic:cNvPicPr>
                       <a:picLocks noChangeArrowheads="1" noChangeAspect="1"/>
                     </pic:cNvPicPr>
@@ -17283,7 +17283,7 @@
               <a:graphicData uri="http://schemas.openxmlformats.org/drawingml/2006/picture">
                 <pic:pic>
                   <pic:nvPicPr>
-                    <pic:cNvPr descr="/tmp/docximg-IKyUYh/provisioning_md_5.png" id="54" name="Picture"/>
+                    <pic:cNvPr descr="/tmp/docximg-d8ZS2x/provisioning_md_5.png" id="54" name="Picture"/>
                     <pic:cNvPicPr>
                       <a:picLocks noChangeArrowheads="1" noChangeAspect="1"/>
                     </pic:cNvPicPr>
@@ -19475,7 +19475,7 @@
               <a:graphicData uri="http://schemas.openxmlformats.org/drawingml/2006/picture">
                 <pic:pic>
                   <pic:nvPicPr>
-                    <pic:cNvPr descr="/tmp/docximg-IKyUYh/provisioning_md_6.png" id="58" name="Picture"/>
+                    <pic:cNvPr descr="/tmp/docximg-d8ZS2x/provisioning_md_6.png" id="58" name="Picture"/>
                     <pic:cNvPicPr>
                       <a:picLocks noChangeArrowheads="1" noChangeAspect="1"/>
                     </pic:cNvPicPr>
@@ -21372,6 +21372,406 @@
       </w:r>
       <w:r>
         <w:t xml:space="preserve">.</w:t>
+      </w:r>
+    </w:p>
+    <w:p>
+      <w:pPr>
+        <w:pStyle w:val="FirstParagraph"/>
+      </w:pPr>
+      <w:r>
+        <w:rPr>
+          <w:bCs/>
+          <w:b/>
+        </w:rPr>
+        <w:t xml:space="preserve">Ops console</w:t>
+      </w:r>
+      <w:r>
+        <w:t xml:space="preserve"> </w:t>
+      </w:r>
+      <w:r>
+        <w:t xml:space="preserve">—</w:t>
+      </w:r>
+      <w:r>
+        <w:t xml:space="preserve"> </w:t>
+      </w:r>
+      <w:r>
+        <w:rPr>
+          <w:rStyle w:val="VerbatimChar"/>
+        </w:rPr>
+        <w:t xml:space="preserve">sophix:provisioning:*</w:t>
+      </w:r>
+      <w:r>
+        <w:t xml:space="preserve">, wrapping existing services (no EM-CFG-04 bypass; gated force-sync stays on the</w:t>
+      </w:r>
+      <w:r>
+        <w:t xml:space="preserve"> </w:t>
+      </w:r>
+      <w:r>
+        <w:rPr>
+          <w:rStyle w:val="VerbatimChar"/>
+        </w:rPr>
+        <w:t xml:space="preserve">dunning.admin</w:t>
+      </w:r>
+      <w:r>
+        <w:t xml:space="preserve"> </w:t>
+      </w:r>
+      <w:r>
+        <w:rPr>
+          <w:rStyle w:val="VerbatimChar"/>
+        </w:rPr>
+        <w:t xml:space="preserve">/force-sync</w:t>
+      </w:r>
+      <w:r>
+        <w:t xml:space="preserve"> </w:t>
+      </w:r>
+      <w:r>
+        <w:t xml:space="preserve">API path):</w:t>
+      </w:r>
+    </w:p>
+    <w:tbl>
+      <w:tblPr>
+        <w:tblStyle w:val="Table"/>
+        <w:tblW w:type="auto" w:w="0"/>
+        <w:tblLook w:firstRow="1" w:lastRow="0" w:firstColumn="0" w:lastColumn="0" w:noHBand="0" w:noVBand="0" w:val="0020"/>
+        <w:jc w:val="start"/>
+      </w:tblPr>
+      <w:tblGrid>
+        <w:gridCol w:w="2640"/>
+        <w:gridCol w:w="2640"/>
+        <w:gridCol w:w="2640"/>
+      </w:tblGrid>
+      <w:tr>
+        <w:trPr>
+          <w:tblHeader w:val="true"/>
+        </w:trPr>
+        <w:tc>
+          <w:tcPr/>
+          <w:p>
+            <w:pPr>
+              <w:pStyle w:val="Compact"/>
+              <w:jc w:val="left"/>
+            </w:pPr>
+            <w:r>
+              <w:t xml:space="preserve">Command</w:t>
+            </w:r>
+          </w:p>
+        </w:tc>
+        <w:tc>
+          <w:tcPr/>
+          <w:p>
+            <w:pPr>
+              <w:pStyle w:val="Compact"/>
+              <w:jc w:val="left"/>
+            </w:pPr>
+            <w:r>
+              <w:t xml:space="preserve">Kind</w:t>
+            </w:r>
+          </w:p>
+        </w:tc>
+        <w:tc>
+          <w:tcPr/>
+          <w:p>
+            <w:pPr>
+              <w:pStyle w:val="Compact"/>
+              <w:jc w:val="left"/>
+            </w:pPr>
+            <w:r>
+              <w:t xml:space="preserve">Does</w:t>
+            </w:r>
+          </w:p>
+        </w:tc>
+      </w:tr>
+      <w:tr>
+        <w:tc>
+          <w:tcPr/>
+          <w:p>
+            <w:pPr>
+              <w:pStyle w:val="Compact"/>
+              <w:jc w:val="left"/>
+            </w:pPr>
+            <w:r>
+              <w:rPr>
+                <w:rStyle w:val="VerbatimChar"/>
+              </w:rPr>
+              <w:t xml:space="preserve">ops-status [--operator]</w:t>
+            </w:r>
+          </w:p>
+        </w:tc>
+        <w:tc>
+          <w:tcPr/>
+          <w:p>
+            <w:pPr>
+              <w:pStyle w:val="Compact"/>
+              <w:jc w:val="left"/>
+            </w:pPr>
+            <w:r>
+              <w:t xml:space="preserve">review</w:t>
+            </w:r>
+          </w:p>
+        </w:tc>
+        <w:tc>
+          <w:tcPr/>
+          <w:p>
+            <w:pPr>
+              <w:pStyle w:val="Compact"/>
+              <w:jc w:val="left"/>
+            </w:pPr>
+            <w:r>
+              <w:t xml:space="preserve">queue counts needing attention (read-only): commands pending/sent/accepted-async/failed/mismatch, open + in-review reconciliation items, force-sync awaiting approval/running</w:t>
+            </w:r>
+          </w:p>
+        </w:tc>
+      </w:tr>
+      <w:tr>
+        <w:tc>
+          <w:tcPr/>
+          <w:p>
+            <w:pPr>
+              <w:pStyle w:val="Compact"/>
+              <w:jc w:val="left"/>
+            </w:pPr>
+            <w:r>
+              <w:rPr>
+                <w:rStyle w:val="VerbatimChar"/>
+              </w:rPr>
+              <w:t xml:space="preserve">command-show {command}</w:t>
+            </w:r>
+          </w:p>
+        </w:tc>
+        <w:tc>
+          <w:tcPr/>
+          <w:p>
+            <w:pPr>
+              <w:pStyle w:val="Compact"/>
+              <w:jc w:val="left"/>
+            </w:pPr>
+            <w:r>
+              <w:t xml:space="preserve">review</w:t>
+            </w:r>
+          </w:p>
+        </w:tc>
+        <w:tc>
+          <w:tcPr/>
+          <w:p>
+            <w:pPr>
+              <w:pStyle w:val="Compact"/>
+              <w:jc w:val="left"/>
+            </w:pPr>
+            <w:r>
+              <w:t xml:space="preserve">one command's live state (read-only): status, execution mode, target, attempts, external ref, desired/observed state, last error</w:t>
+            </w:r>
+          </w:p>
+        </w:tc>
+      </w:tr>
+      <w:tr>
+        <w:tc>
+          <w:tcPr/>
+          <w:p>
+            <w:pPr>
+              <w:pStyle w:val="Compact"/>
+              <w:jc w:val="left"/>
+            </w:pPr>
+            <w:r>
+              <w:rPr>
+                <w:rStyle w:val="VerbatimChar"/>
+              </w:rPr>
+              <w:t xml:space="preserve">ops-fix {action} [--operator] [--target] [--command] [--confirm]</w:t>
+            </w:r>
+          </w:p>
+        </w:tc>
+        <w:tc>
+          <w:tcPr/>
+          <w:p>
+            <w:pPr>
+              <w:pStyle w:val="Compact"/>
+              <w:jc w:val="left"/>
+            </w:pPr>
+            <w:r>
+              <w:t xml:space="preserve">safe-correction</w:t>
+            </w:r>
+          </w:p>
+        </w:tc>
+        <w:tc>
+          <w:tcPr/>
+          <w:p>
+            <w:pPr>
+              <w:pStyle w:val="Compact"/>
+              <w:jc w:val="left"/>
+            </w:pPr>
+            <w:r>
+              <w:t xml:space="preserve">run one ops op via the same service entry points the workers use —</w:t>
+            </w:r>
+            <w:r>
+              <w:t xml:space="preserve"> </w:t>
+            </w:r>
+            <w:r>
+              <w:rPr>
+                <w:rStyle w:val="VerbatimChar"/>
+              </w:rPr>
+              <w:t xml:space="preserve">poll-async</w:t>
+            </w:r>
+            <w:r>
+              <w:t xml:space="preserve">/</w:t>
+            </w:r>
+            <w:r>
+              <w:rPr>
+                <w:rStyle w:val="VerbatimChar"/>
+              </w:rPr>
+              <w:t xml:space="preserve">reconcile</w:t>
+            </w:r>
+            <w:r>
+              <w:t xml:space="preserve">/</w:t>
+            </w:r>
+            <w:r>
+              <w:rPr>
+                <w:rStyle w:val="VerbatimChar"/>
+              </w:rPr>
+              <w:t xml:space="preserve">redispatch</w:t>
+            </w:r>
+            <w:r>
+              <w:t xml:space="preserve">;</w:t>
+            </w:r>
+            <w:r>
+              <w:t xml:space="preserve"> </w:t>
+            </w:r>
+            <w:r>
+              <w:rPr>
+                <w:rStyle w:val="VerbatimChar"/>
+              </w:rPr>
+              <w:t xml:space="preserve">redispatch</w:t>
+            </w:r>
+            <w:r>
+              <w:t xml:space="preserve"> </w:t>
+            </w:r>
+            <w:r>
+              <w:t xml:space="preserve">re-pushes to the network so it needs</w:t>
+            </w:r>
+            <w:r>
+              <w:t xml:space="preserve"> </w:t>
+            </w:r>
+            <w:r>
+              <w:rPr>
+                <w:rStyle w:val="VerbatimChar"/>
+              </w:rPr>
+              <w:t xml:space="preserve">--confirm</w:t>
+            </w:r>
+          </w:p>
+        </w:tc>
+      </w:tr>
+    </w:tbl>
+    <w:p>
+      <w:pPr>
+        <w:pStyle w:val="BodyText"/>
+      </w:pPr>
+      <w:r>
+        <w:rPr>
+          <w:rStyle w:val="VerbatimChar"/>
+          <w:iCs/>
+          <w:i/>
+        </w:rPr>
+        <w:t xml:space="preserve">reconcile</w:t>
+      </w:r>
+      <w:r>
+        <w:rPr>
+          <w:iCs/>
+          <w:i/>
+        </w:rPr>
+        <w:t xml:space="preserve">/</w:t>
+      </w:r>
+      <w:r>
+        <w:rPr>
+          <w:rStyle w:val="VerbatimChar"/>
+          <w:iCs/>
+          <w:i/>
+        </w:rPr>
+        <w:t xml:space="preserve">poll-async</w:t>
+      </w:r>
+      <w:r>
+        <w:rPr>
+          <w:iCs/>
+          <w:i/>
+        </w:rPr>
+        <w:t xml:space="preserve"> </w:t>
+      </w:r>
+      <w:r>
+        <w:rPr>
+          <w:iCs/>
+          <w:i/>
+        </w:rPr>
+        <w:t xml:space="preserve">mirror the scheduled workers on demand;</w:t>
+      </w:r>
+      <w:r>
+        <w:rPr>
+          <w:iCs/>
+          <w:i/>
+        </w:rPr>
+        <w:t xml:space="preserve"> </w:t>
+      </w:r>
+      <w:r>
+        <w:rPr>
+          <w:rStyle w:val="VerbatimChar"/>
+          <w:iCs/>
+          <w:i/>
+        </w:rPr>
+        <w:t xml:space="preserve">ops-status</w:t>
+      </w:r>
+      <w:r>
+        <w:rPr>
+          <w:iCs/>
+          <w:i/>
+        </w:rPr>
+        <w:t xml:space="preserve"> </w:t>
+      </w:r>
+      <w:r>
+        <w:rPr>
+          <w:iCs/>
+          <w:i/>
+        </w:rPr>
+        <w:t xml:space="preserve">surfaces failed/mismatch queues and</w:t>
+      </w:r>
+      <w:r>
+        <w:rPr>
+          <w:iCs/>
+          <w:i/>
+        </w:rPr>
+        <w:t xml:space="preserve"> </w:t>
+      </w:r>
+      <w:r>
+        <w:rPr>
+          <w:rStyle w:val="VerbatimChar"/>
+          <w:iCs/>
+          <w:i/>
+        </w:rPr>
+        <w:t xml:space="preserve">command-show</w:t>
+      </w:r>
+      <w:r>
+        <w:rPr>
+          <w:iCs/>
+          <w:i/>
+        </w:rPr>
+        <w:t xml:space="preserve">/</w:t>
+      </w:r>
+      <w:r>
+        <w:rPr>
+          <w:rStyle w:val="VerbatimChar"/>
+          <w:iCs/>
+          <w:i/>
+        </w:rPr>
+        <w:t xml:space="preserve">ops-fix … redispatch</w:t>
+      </w:r>
+      <w:r>
+        <w:rPr>
+          <w:iCs/>
+          <w:i/>
+        </w:rPr>
+        <w:t xml:space="preserve"> </w:t>
+      </w:r>
+      <w:r>
+        <w:rPr>
+          <w:iCs/>
+          <w:i/>
+        </w:rPr>
+        <w:t xml:space="preserve">drive recovery — no SQL, no approval bypass (force-sync stays EM-CFG-04-gated).</w:t>
       </w:r>
     </w:p>
     <w:bookmarkEnd w:id="64"/>

--- a/docs/as-built/docx/provisioning.docx
+++ b/docs/as-built/docx/provisioning.docx
@@ -644,7 +644,7 @@
               <a:graphicData uri="http://schemas.openxmlformats.org/drawingml/2006/picture">
                 <pic:pic>
                   <pic:nvPicPr>
-                    <pic:cNvPr descr="/tmp/docximg-d8ZS2x/provisioning_md_1.png" id="23" name="Picture"/>
+                    <pic:cNvPr descr="/tmp/docximg-J7W2Aj/provisioning_md_1.png" id="23" name="Picture"/>
                     <pic:cNvPicPr>
                       <a:picLocks noChangeArrowheads="1" noChangeAspect="1"/>
                     </pic:cNvPicPr>
@@ -1015,7 +1015,7 @@
               <a:graphicData uri="http://schemas.openxmlformats.org/drawingml/2006/picture">
                 <pic:pic>
                   <pic:nvPicPr>
-                    <pic:cNvPr descr="/tmp/docximg-d8ZS2x/provisioning_md_2.png" id="27" name="Picture"/>
+                    <pic:cNvPr descr="/tmp/docximg-J7W2Aj/provisioning_md_2.png" id="27" name="Picture"/>
                     <pic:cNvPicPr>
                       <a:picLocks noChangeArrowheads="1" noChangeAspect="1"/>
                     </pic:cNvPicPr>
@@ -1127,893 +1127,6 @@
         </w:rPr>
         <w:t xml:space="preserve">Who does what:</w:t>
       </w:r>
-      <w:r>
-        <w:t xml:space="preserve"> </w:t>
-      </w:r>
-      <w:r>
-        <w:t xml:space="preserve">same broadcast, but</w:t>
-      </w:r>
-      <w:r>
-        <w:t xml:space="preserve"> </w:t>
-      </w:r>
-      <w:r>
-        <w:rPr>
-          <w:rStyle w:val="VerbatimChar"/>
-        </w:rPr>
-        <w:t xml:space="preserve">adapter_config.execution_mode_default=ASYNC_ACCEPTED</w:t>
-      </w:r>
-      <w:r>
-        <w:t xml:space="preserve">.</w:t>
-      </w:r>
-      <w:r>
-        <w:t xml:space="preserve"> </w:t>
-      </w:r>
-      <w:r>
-        <w:rPr>
-          <w:rStyle w:val="VerbatimChar"/>
-        </w:rPr>
-        <w:t xml:space="preserve">adapter.dispatch</w:t>
-      </w:r>
-      <w:r>
-        <w:t xml:space="preserve"> </w:t>
-      </w:r>
-      <w:r>
-        <w:t xml:space="preserve">returns</w:t>
-      </w:r>
-      <w:r>
-        <w:t xml:space="preserve"> </w:t>
-      </w:r>
-      <w:r>
-        <w:rPr>
-          <w:bCs/>
-          <w:b/>
-        </w:rPr>
-        <w:t xml:space="preserve">accepted</w:t>
-      </w:r>
-      <w:r>
-        <w:t xml:space="preserve"> </w:t>
-      </w:r>
-      <w:r>
-        <w:t xml:space="preserve">→ command</w:t>
-      </w:r>
-      <w:r>
-        <w:t xml:space="preserve"> </w:t>
-      </w:r>
-      <w:r>
-        <w:rPr>
-          <w:rStyle w:val="VerbatimChar"/>
-        </w:rPr>
-        <w:t xml:space="preserve">ACCEPTED</w:t>
-      </w:r>
-      <w:r>
-        <w:t xml:space="preserve"> </w:t>
-      </w:r>
-      <w:r>
-        <w:t xml:space="preserve">(</w:t>
-      </w:r>
-      <w:r>
-        <w:rPr>
-          <w:rStyle w:val="VerbatimChar"/>
-        </w:rPr>
-        <w:t xml:space="preserve">external_ref</w:t>
-      </w:r>
-      <w:r>
-        <w:t xml:space="preserve"> </w:t>
-      </w:r>
-      <w:r>
-        <w:t xml:space="preserve">set), and the flow's</w:t>
-      </w:r>
-      <w:r>
-        <w:t xml:space="preserve"> </w:t>
-      </w:r>
-      <w:r>
-        <w:rPr>
-          <w:rStyle w:val="VerbatimChar"/>
-        </w:rPr>
-        <w:t xml:space="preserve">ActivateServiceHandler</w:t>
-      </w:r>
-      <w:r>
-        <w:t xml:space="preserve"> </w:t>
-      </w:r>
-      <w:r>
-        <w:t xml:space="preserve">sees not-yet-confirmed. The scheduled worker</w:t>
-      </w:r>
-      <w:r>
-        <w:t xml:space="preserve"> </w:t>
-      </w:r>
-      <w:r>
-        <w:rPr>
-          <w:rStyle w:val="VerbatimChar"/>
-        </w:rPr>
-        <w:t xml:space="preserve">sophix:provisioning:poll-async</w:t>
-      </w:r>
-      <w:r>
-        <w:t xml:space="preserve"> </w:t>
-      </w:r>
-      <w:r>
-        <w:t xml:space="preserve">(a</w:t>
-      </w:r>
-      <w:r>
-        <w:t xml:space="preserve"> </w:t>
-      </w:r>
-      <w:r>
-        <w:rPr>
-          <w:bCs/>
-          <w:b/>
-        </w:rPr>
-        <w:t xml:space="preserve">Foundation/Console</w:t>
-      </w:r>
-      <w:r>
-        <w:t xml:space="preserve"> </w:t>
-      </w:r>
-      <w:r>
-        <w:t xml:space="preserve">scheduled command, every 5 min) calls</w:t>
-      </w:r>
-      <w:r>
-        <w:t xml:space="preserve"> </w:t>
-      </w:r>
-      <w:r>
-        <w:rPr>
-          <w:rStyle w:val="VerbatimChar"/>
-        </w:rPr>
-        <w:t xml:space="preserve">adapter.pollStatus</w:t>
-      </w:r>
-      <w:r>
-        <w:t xml:space="preserve"> </w:t>
-      </w:r>
-      <w:r>
-        <w:t xml:space="preserve">→</w:t>
-      </w:r>
-      <w:r>
-        <w:t xml:space="preserve"> </w:t>
-      </w:r>
-      <w:r>
-        <w:rPr>
-          <w:rStyle w:val="VerbatimChar"/>
-        </w:rPr>
-        <w:t xml:space="preserve">CONFIRMED</w:t>
-      </w:r>
-      <w:r>
-        <w:t xml:space="preserve">. The</w:t>
-      </w:r>
-      <w:r>
-        <w:t xml:space="preserve"> </w:t>
-      </w:r>
-      <w:r>
-        <w:t xml:space="preserve">parked workflow advances on the next tick.</w:t>
-      </w:r>
-      <w:r>
-        <w:t xml:space="preserve"> </w:t>
-      </w:r>
-      <w:r>
-        <w:rPr>
-          <w:iCs/>
-          <w:i/>
-        </w:rPr>
-        <w:t xml:space="preserve">Shows: async vendors + the poll worker resolving terminal</w:t>
-      </w:r>
-      <w:r>
-        <w:rPr>
-          <w:iCs/>
-          <w:i/>
-        </w:rPr>
-        <w:t xml:space="preserve"> </w:t>
-      </w:r>
-      <w:r>
-        <w:rPr>
-          <w:iCs/>
-          <w:i/>
-        </w:rPr>
-        <w:t xml:space="preserve">state.</w:t>
-      </w:r>
-    </w:p>
-    <w:bookmarkEnd w:id="29"/>
-    <w:bookmarkStart w:id="30" w:name="X7460d33d4b9610d75dfe435e75b5183d77da4e8"/>
-    <w:p>
-      <w:pPr>
-        <w:pStyle w:val="Heading3"/>
-      </w:pPr>
-      <w:r>
-        <w:t xml:space="preserve">3. Speed change (MODIFY) mid-cycle</w:t>
-      </w:r>
-    </w:p>
-    <w:p>
-      <w:pPr>
-        <w:pStyle w:val="FirstParagraph"/>
-      </w:pPr>
-      <w:r>
-        <w:t xml:space="preserve">A subscription upgrade flow broadcasts</w:t>
-      </w:r>
-      <w:r>
-        <w:t xml:space="preserve"> </w:t>
-      </w:r>
-      <w:r>
-        <w:rPr>
-          <w:rStyle w:val="VerbatimChar"/>
-        </w:rPr>
-        <w:t xml:space="preserve">action:MODIFY</w:t>
-      </w:r>
-      <w:r>
-        <w:t xml:space="preserve"> </w:t>
-      </w:r>
-      <w:r>
-        <w:t xml:space="preserve">with</w:t>
-      </w:r>
-      <w:r>
-        <w:t xml:space="preserve"> </w:t>
-      </w:r>
-      <w:r>
-        <w:rPr>
-          <w:rStyle w:val="VerbatimChar"/>
-        </w:rPr>
-        <w:t xml:space="preserve">desired_state.speedProfile:'200M'</w:t>
-      </w:r>
-      <w:r>
-        <w:t xml:space="preserve">.</w:t>
-      </w:r>
-      <w:r>
-        <w:t xml:space="preserve"> </w:t>
-      </w:r>
-      <w:r>
-        <w:rPr>
-          <w:rStyle w:val="VerbatimChar"/>
-        </w:rPr>
-        <w:t xml:space="preserve">dispatch</w:t>
-      </w:r>
-      <w:r>
-        <w:t xml:space="preserve"> </w:t>
-      </w:r>
-      <w:r>
-        <w:t xml:space="preserve">pushes it;</w:t>
-      </w:r>
-      <w:r>
-        <w:t xml:space="preserve"> </w:t>
-      </w:r>
-      <w:r>
-        <w:rPr>
-          <w:rStyle w:val="VerbatimChar"/>
-        </w:rPr>
-        <w:t xml:space="preserve">recordDesiredState</w:t>
-      </w:r>
-      <w:r>
-        <w:t xml:space="preserve"> </w:t>
-      </w:r>
-      <w:r>
-        <w:rPr>
-          <w:bCs/>
-          <w:b/>
-        </w:rPr>
-        <w:t xml:space="preserve">updates</w:t>
-      </w:r>
-      <w:r>
-        <w:t xml:space="preserve"> </w:t>
-      </w:r>
-      <w:r>
-        <w:t xml:space="preserve">the existing</w:t>
-      </w:r>
-      <w:r>
-        <w:t xml:space="preserve"> </w:t>
-      </w:r>
-      <w:r>
-        <w:rPr>
-          <w:rStyle w:val="VerbatimChar"/>
-        </w:rPr>
-        <w:t xml:space="preserve">provisioning_desired_state</w:t>
-      </w:r>
-      <w:r>
-        <w:t xml:space="preserve"> </w:t>
-      </w:r>
-      <w:r>
-        <w:t xml:space="preserve">(</w:t>
-      </w:r>
-      <w:r>
-        <w:rPr>
-          <w:rStyle w:val="VerbatimChar"/>
-        </w:rPr>
-        <w:t xml:space="preserve">updateOrCreate</w:t>
-      </w:r>
-      <w:r>
-        <w:t xml:space="preserve"> </w:t>
-      </w:r>
-      <w:r>
-        <w:t xml:space="preserve">on subscriber_key) so the new profile is the reconcile baseline.</w:t>
-      </w:r>
-      <w:r>
-        <w:t xml:space="preserve"> </w:t>
-      </w:r>
-      <w:r>
-        <w:rPr>
-          <w:iCs/>
-          <w:i/>
-        </w:rPr>
-        <w:t xml:space="preserve">Shows: the same</w:t>
-      </w:r>
-      <w:r>
-        <w:rPr>
-          <w:iCs/>
-          <w:i/>
-        </w:rPr>
-        <w:t xml:space="preserve"> </w:t>
-      </w:r>
-      <w:r>
-        <w:rPr>
-          <w:iCs/>
-          <w:i/>
-        </w:rPr>
-        <w:t xml:space="preserve">seam handles changes, and desired-state is the single baseline.</w:t>
-      </w:r>
-    </w:p>
-    <w:bookmarkEnd w:id="30"/>
-    <w:bookmarkStart w:id="31" w:name="Xb7514e68c59abde53fa9d4606c4bd4951d4bc05"/>
-    <w:p>
-      <w:pPr>
-        <w:pStyle w:val="Heading3"/>
-      </w:pPr>
-      <w:r>
-        <w:t xml:space="preserve">4. Account suspended in ILM → the network follows (cross-module via the outbox)</w:t>
-      </w:r>
-    </w:p>
-    <w:p>
-      <w:pPr>
-        <w:pStyle w:val="FirstParagraph"/>
-      </w:pPr>
-      <w:r>
-        <w:rPr>
-          <w:bCs/>
-          <w:b/>
-        </w:rPr>
-        <w:t xml:space="preserve">The story in plain English:</w:t>
-      </w:r>
-      <w:r>
-        <w:t xml:space="preserve"> </w:t>
-      </w:r>
-      <w:r>
-        <w:t xml:space="preserve">When a customer's account is suspended (say for non-payment) in another</w:t>
-      </w:r>
-      <w:r>
-        <w:t xml:space="preserve"> </w:t>
-      </w:r>
-      <w:r>
-        <w:t xml:space="preserve">module, the network should follow without anyone re-typing anything. The account-status change ripples</w:t>
-      </w:r>
-      <w:r>
-        <w:t xml:space="preserve"> </w:t>
-      </w:r>
-      <w:r>
-        <w:t xml:space="preserve">out through the event backbone and every service that customer had provisioned gets re-pushed as</w:t>
-      </w:r>
-      <w:r>
-        <w:t xml:space="preserve"> </w:t>
-      </w:r>
-      <w:r>
-        <w:t xml:space="preserve">suspended.</w:t>
-      </w:r>
-    </w:p>
-    <w:p>
-      <w:pPr>
-        <w:pStyle w:val="BodyText"/>
-      </w:pPr>
-      <w:r>
-        <w:rPr>
-          <w:bCs/>
-          <w:b/>
-        </w:rPr>
-        <w:t xml:space="preserve">Who does what:</w:t>
-      </w:r>
-      <w:r>
-        <w:t xml:space="preserve"> </w:t>
-      </w:r>
-      <w:r>
-        <w:t xml:space="preserve">ILM</w:t>
-      </w:r>
-      <w:r>
-        <w:t xml:space="preserve"> </w:t>
-      </w:r>
-      <w:r>
-        <w:rPr>
-          <w:rStyle w:val="VerbatimChar"/>
-        </w:rPr>
-        <w:t xml:space="preserve">AccountService</w:t>
-      </w:r>
-      <w:r>
-        <w:t xml:space="preserve"> </w:t>
-      </w:r>
-      <w:r>
-        <w:t xml:space="preserve">emits</w:t>
-      </w:r>
-      <w:r>
-        <w:t xml:space="preserve"> </w:t>
-      </w:r>
-      <w:r>
-        <w:rPr>
-          <w:rStyle w:val="VerbatimChar"/>
-        </w:rPr>
-        <w:t xml:space="preserve">CustomerAccountStatusChanged{affectsProvisioning:true,status:INACTIVE}</w:t>
-      </w:r>
-      <w:r>
-        <w:t xml:space="preserve"> </w:t>
-      </w:r>
-      <w:r>
-        <w:t xml:space="preserve">to the</w:t>
-      </w:r>
-      <w:r>
-        <w:t xml:space="preserve"> </w:t>
-      </w:r>
-      <w:r>
-        <w:rPr>
-          <w:bCs/>
-          <w:b/>
-        </w:rPr>
-        <w:t xml:space="preserve">outbox</w:t>
-      </w:r>
-      <w:r>
-        <w:t xml:space="preserve">.</w:t>
-      </w:r>
-      <w:r>
-        <w:t xml:space="preserve"> </w:t>
-      </w:r>
-      <w:r>
-        <w:rPr>
-          <w:rStyle w:val="VerbatimChar"/>
-        </w:rPr>
-        <w:t xml:space="preserve">sophix:outbox:dispatch</w:t>
-      </w:r>
-      <w:r>
-        <w:t xml:space="preserve"> </w:t>
-      </w:r>
-      <w:r>
-        <w:t xml:space="preserve">fires</w:t>
-      </w:r>
-      <w:r>
-        <w:t xml:space="preserve"> </w:t>
-      </w:r>
-      <w:r>
-        <w:rPr>
-          <w:rStyle w:val="VerbatimChar"/>
-        </w:rPr>
-        <w:t xml:space="preserve">OutboxEventPublished</w:t>
-      </w:r>
-      <w:r>
-        <w:t xml:space="preserve"> </w:t>
-      </w:r>
-      <w:r>
-        <w:t xml:space="preserve">→</w:t>
-      </w:r>
-      <w:r>
-        <w:t xml:space="preserve"> </w:t>
-      </w:r>
-      <w:r>
-        <w:rPr>
-          <w:rStyle w:val="VerbatimChar"/>
-        </w:rPr>
-        <w:t xml:space="preserve">SyncProvisioningOnAccountStatusChanged</w:t>
-      </w:r>
-      <w:r>
-        <w:t xml:space="preserve"> </w:t>
-      </w:r>
-      <w:r>
-        <w:t xml:space="preserve">looks up</w:t>
-      </w:r>
-      <w:r>
-        <w:t xml:space="preserve"> </w:t>
-      </w:r>
-      <w:r>
-        <w:t xml:space="preserve">the account's subscriptions and</w:t>
-      </w:r>
-      <w:r>
-        <w:t xml:space="preserve"> </w:t>
-      </w:r>
-      <w:r>
-        <w:rPr>
-          <w:bCs/>
-          <w:b/>
-        </w:rPr>
-        <w:t xml:space="preserve">re-broadcasts</w:t>
-      </w:r>
-      <w:r>
-        <w:t xml:space="preserve"> </w:t>
-      </w:r>
-      <w:r>
-        <w:t xml:space="preserve">each provisioned target at</w:t>
-      </w:r>
-      <w:r>
-        <w:t xml:space="preserve"> </w:t>
-      </w:r>
-      <w:r>
-        <w:rPr>
-          <w:rStyle w:val="VerbatimChar"/>
-        </w:rPr>
-        <w:t xml:space="preserve">SUSPENDED</w:t>
-      </w:r>
-      <w:r>
-        <w:t xml:space="preserve"> </w:t>
-      </w:r>
-      <w:r>
-        <w:t xml:space="preserve">(action</w:t>
-      </w:r>
-      <w:r>
-        <w:t xml:space="preserve"> </w:t>
-      </w:r>
-      <w:r>
-        <w:rPr>
-          <w:rStyle w:val="VerbatimChar"/>
-        </w:rPr>
-        <w:t xml:space="preserve">ACCOUNT_STATUS_SYNC</w:t>
-      </w:r>
-      <w:r>
-        <w:t xml:space="preserve">).</w:t>
-      </w:r>
-      <w:r>
-        <w:t xml:space="preserve"> </w:t>
-      </w:r>
-      <w:r>
-        <w:rPr>
-          <w:iCs/>
-          <w:i/>
-        </w:rPr>
-        <w:t xml:space="preserve">Shows: a domain event in one module driving provisioning, the whole Foundation</w:t>
-      </w:r>
-      <w:r>
-        <w:rPr>
-          <w:iCs/>
-          <w:i/>
-        </w:rPr>
-        <w:t xml:space="preserve"> </w:t>
-      </w:r>
-      <w:r>
-        <w:rPr>
-          <w:iCs/>
-          <w:i/>
-        </w:rPr>
-        <w:t xml:space="preserve">event backbone (R-ILM-S-3).</w:t>
-      </w:r>
-      <w:r>
-        <w:t xml:space="preserve"> </w:t>
-      </w:r>
-      <w:r>
-        <w:rPr>
-          <w:iCs/>
-          <w:i/>
-        </w:rPr>
-        <w:t xml:space="preserve">(ReconciliationTest::test_account_status_change_syncs_provisioning.)</w:t>
-      </w:r>
-    </w:p>
-    <w:bookmarkEnd w:id="31"/>
-    <w:bookmarkStart w:id="32" w:name="Xa8ea82eafb4a4e0b332581ea2d4d6677fd17384"/>
-    <w:p>
-      <w:pPr>
-        <w:pStyle w:val="Heading3"/>
-      </w:pPr>
-      <w:r>
-        <w:t xml:space="preserve">5. Terminate → desired NOT_PRESENT</w:t>
-      </w:r>
-    </w:p>
-    <w:p>
-      <w:pPr>
-        <w:pStyle w:val="FirstParagraph"/>
-      </w:pPr>
-      <w:r>
-        <w:t xml:space="preserve">Termination broadcasts</w:t>
-      </w:r>
-      <w:r>
-        <w:t xml:space="preserve"> </w:t>
-      </w:r>
-      <w:r>
-        <w:rPr>
-          <w:rStyle w:val="VerbatimChar"/>
-        </w:rPr>
-        <w:t xml:space="preserve">action:DEACTIVATE</w:t>
-      </w:r>
-      <w:r>
-        <w:t xml:space="preserve">,</w:t>
-      </w:r>
-      <w:r>
-        <w:t xml:space="preserve"> </w:t>
-      </w:r>
-      <w:r>
-        <w:rPr>
-          <w:rStyle w:val="VerbatimChar"/>
-        </w:rPr>
-        <w:t xml:space="preserve">desired_state.desiredStatus:NOT_PRESENT</w:t>
-      </w:r>
-      <w:r>
-        <w:t xml:space="preserve">.</w:t>
-      </w:r>
-      <w:r>
-        <w:t xml:space="preserve"> </w:t>
-      </w:r>
-      <w:r>
-        <w:rPr>
-          <w:rStyle w:val="VerbatimChar"/>
-        </w:rPr>
-        <w:t xml:space="preserve">recordDesiredState</w:t>
-      </w:r>
-      <w:r>
-        <w:t xml:space="preserve"> </w:t>
-      </w:r>
-      <w:r>
-        <w:t xml:space="preserve">sets</w:t>
-      </w:r>
-      <w:r>
-        <w:t xml:space="preserve"> </w:t>
-      </w:r>
-      <w:r>
-        <w:rPr>
-          <w:rStyle w:val="VerbatimChar"/>
-        </w:rPr>
-        <w:t xml:space="preserve">desired_status=NOT_PRESENT</w:t>
-      </w:r>
-      <w:r>
-        <w:t xml:space="preserve"> </w:t>
-      </w:r>
-      <w:r>
-        <w:t xml:space="preserve">— so reconciliation now expects the subscriber</w:t>
-      </w:r>
-      <w:r>
-        <w:t xml:space="preserve"> </w:t>
-      </w:r>
-      <w:r>
-        <w:t xml:space="preserve">to</w:t>
-      </w:r>
-      <w:r>
-        <w:t xml:space="preserve"> </w:t>
-      </w:r>
-      <w:r>
-        <w:rPr>
-          <w:bCs/>
-          <w:b/>
-        </w:rPr>
-        <w:t xml:space="preserve">not exist</w:t>
-      </w:r>
-      <w:r>
-        <w:t xml:space="preserve"> </w:t>
-      </w:r>
-      <w:r>
-        <w:t xml:space="preserve">on the plane, and a still-present subscriber is flagged as drift.</w:t>
-      </w:r>
-      <w:r>
-        <w:t xml:space="preserve"> </w:t>
-      </w:r>
-      <w:r>
-        <w:rPr>
-          <w:iCs/>
-          <w:i/>
-        </w:rPr>
-        <w:t xml:space="preserve">Shows: enum-driven</w:t>
-      </w:r>
-      <w:r>
-        <w:rPr>
-          <w:iCs/>
-          <w:i/>
-        </w:rPr>
-        <w:t xml:space="preserve"> </w:t>
-      </w:r>
-      <w:r>
-        <w:rPr>
-          <w:iCs/>
-          <w:i/>
-        </w:rPr>
-        <w:t xml:space="preserve">behaviour (NOT_PRESENT inverts the reconcile check).</w:t>
-      </w:r>
-    </w:p>
-    <w:bookmarkEnd w:id="32"/>
-    <w:bookmarkStart w:id="33" w:name="Xecd70de42fe15bf15d74c06c06089abdcd6c379"/>
-    <w:p>
-      <w:pPr>
-        <w:pStyle w:val="Heading3"/>
-      </w:pPr>
-      <w:r>
-        <w:t xml:space="preserve">6. Reconcile — clean run (no drift)</w:t>
-      </w:r>
-    </w:p>
-    <w:p>
-      <w:pPr>
-        <w:pStyle w:val="FirstParagraph"/>
-      </w:pPr>
-      <w:r>
-        <w:rPr>
-          <w:rStyle w:val="VerbatimChar"/>
-        </w:rPr>
-        <w:t xml:space="preserve">sophix:provisioning:reconcile</w:t>
-      </w:r>
-      <w:r>
-        <w:t xml:space="preserve"> </w:t>
-      </w:r>
-      <w:r>
-        <w:t xml:space="preserve">(hourly) →</w:t>
-      </w:r>
-      <w:r>
-        <w:t xml:space="preserve"> </w:t>
-      </w:r>
-      <w:r>
-        <w:rPr>
-          <w:rStyle w:val="VerbatimChar"/>
-        </w:rPr>
-        <w:t xml:space="preserve">ReconciliationService::run()</w:t>
-      </w:r>
-      <w:r>
-        <w:t xml:space="preserve"> </w:t>
-      </w:r>
-      <w:r>
-        <w:t xml:space="preserve">loads each</w:t>
-      </w:r>
-      <w:r>
-        <w:t xml:space="preserve"> </w:t>
-      </w:r>
-      <w:r>
-        <w:rPr>
-          <w:rStyle w:val="VerbatimChar"/>
-        </w:rPr>
-        <w:t xml:space="preserve">provisioning_desired_state</w:t>
-      </w:r>
-      <w:r>
-        <w:t xml:space="preserve">, calls</w:t>
-      </w:r>
-      <w:r>
-        <w:t xml:space="preserve"> </w:t>
-      </w:r>
-      <w:r>
-        <w:rPr>
-          <w:rStyle w:val="VerbatimChar"/>
-        </w:rPr>
-        <w:t xml:space="preserve">adapter.fetchObserved(target, subscriber_key, …)</w:t>
-      </w:r>
-      <w:r>
-        <w:t xml:space="preserve">, upserts</w:t>
-      </w:r>
-      <w:r>
-        <w:t xml:space="preserve"> </w:t>
-      </w:r>
-      <w:r>
-        <w:rPr>
-          <w:rStyle w:val="VerbatimChar"/>
-        </w:rPr>
-        <w:t xml:space="preserve">provisioning_observed_state</w:t>
-      </w:r>
-      <w:r>
-        <w:t xml:space="preserve">, and compares. All match → run</w:t>
-      </w:r>
-      <w:r>
-        <w:t xml:space="preserve"> </w:t>
-      </w:r>
-      <w:r>
-        <w:rPr>
-          <w:rStyle w:val="VerbatimChar"/>
-        </w:rPr>
-        <w:t xml:space="preserve">COMPLETED</w:t>
-      </w:r>
-      <w:r>
-        <w:t xml:space="preserve">,</w:t>
-      </w:r>
-      <w:r>
-        <w:t xml:space="preserve"> </w:t>
-      </w:r>
-      <w:r>
-        <w:rPr>
-          <w:rStyle w:val="VerbatimChar"/>
-        </w:rPr>
-        <w:t xml:space="preserve">mismatch_count=0</w:t>
-      </w:r>
-      <w:r>
-        <w:t xml:space="preserve">, any</w:t>
-      </w:r>
-      <w:r>
-        <w:t xml:space="preserve"> </w:t>
-      </w:r>
-      <w:r>
-        <w:t xml:space="preserve">prior OPEN items auto-resolve (</w:t>
-      </w:r>
-      <w:r>
-        <w:rPr>
-          <w:rStyle w:val="VerbatimChar"/>
-        </w:rPr>
-        <w:t xml:space="preserve">MATCHED_SINCE</w:t>
-      </w:r>
-      <w:r>
-        <w:t xml:space="preserve">). Emits</w:t>
-      </w:r>
-      <w:r>
-        <w:t xml:space="preserve"> </w:t>
-      </w:r>
-      <w:r>
-        <w:rPr>
-          <w:rStyle w:val="VerbatimChar"/>
-        </w:rPr>
-        <w:t xml:space="preserve">ProvisioningReconciliationRunCompleted</w:t>
-      </w:r>
-      <w:r>
-        <w:t xml:space="preserve">.</w:t>
-      </w:r>
-      <w:r>
-        <w:t xml:space="preserve"> </w:t>
-      </w:r>
-      <w:r>
-        <w:rPr>
-          <w:iCs/>
-          <w:i/>
-        </w:rPr>
-        <w:t xml:space="preserve">(ReconciliationTest::test_clean_reconciliation_has_no_mismatch.)</w:t>
-      </w:r>
-    </w:p>
-    <w:bookmarkEnd w:id="33"/>
-    <w:bookmarkStart w:id="37" w:name="Xe1b12e2b803c1a54427acff742633367c2ea4cf"/>
-    <w:p>
-      <w:pPr>
-        <w:pStyle w:val="Heading3"/>
-      </w:pPr>
-      <w:r>
-        <w:t xml:space="preserve">7. Reconcile drift → force-sync (EM-CFG-04 + SoD)</w:t>
-      </w:r>
-    </w:p>
-    <w:p>
-      <w:pPr>
-        <w:pStyle w:val="FirstParagraph"/>
-      </w:pPr>
-      <w:r>
-        <w:rPr>
-          <w:bCs/>
-          <w:b/>
-        </w:rPr>
-        <w:t xml:space="preserve">The story in plain English:</w:t>
-      </w:r>
-      <w:r>
-        <w:t xml:space="preserve"> </w:t>
-      </w:r>
-      <w:r>
-        <w:t xml:space="preserve">Reconciliation finds the network and the BSS disagree — the OLT says a</w:t>
-      </w:r>
-      <w:r>
-        <w:t xml:space="preserve"> </w:t>
-      </w:r>
-      <w:r>
-        <w:t xml:space="preserve">subscriber is active when we wanted them suspended. The system never quietly fixes this itself; that</w:t>
-      </w:r>
-      <w:r>
-        <w:t xml:space="preserve"> </w:t>
-      </w:r>
-      <w:r>
-        <w:t xml:space="preserve">would be risky. Instead it opens a drift item for a human in the NOC. To push a correction, the NOC asks</w:t>
-      </w:r>
-      <w:r>
-        <w:t xml:space="preserve"> </w:t>
-      </w:r>
-      <w:r>
-        <w:t xml:space="preserve">for it, and a</w:t>
-      </w:r>
-      <w:r>
-        <w:t xml:space="preserve"> </w:t>
-      </w:r>
-      <w:r>
-        <w:rPr>
-          <w:iCs/>
-          <w:i/>
-        </w:rPr>
-        <w:t xml:space="preserve">different</w:t>
-      </w:r>
-      <w:r>
-        <w:t xml:space="preserve"> </w:t>
-      </w:r>
-      <w:r>
-        <w:t xml:space="preserve">person must approve it before it runs — two pairs of eyes on anything that</w:t>
-      </w:r>
-      <w:r>
-        <w:t xml:space="preserve"> </w:t>
-      </w:r>
-      <w:r>
-        <w:t xml:space="preserve">touches the live network.</w:t>
-      </w:r>
-    </w:p>
-    <w:p>
-      <w:pPr>
-        <w:pStyle w:val="BodyText"/>
-      </w:pPr>
-      <w:r>
-        <w:rPr>
-          <w:bCs/>
-          <w:b/>
-        </w:rPr>
-        <w:t xml:space="preserve">Who does what:</w:t>
-      </w:r>
     </w:p>
     <w:p>
       <w:pPr>
@@ -2024,110 +1137,19 @@
         <w:pStyle w:val="Compact"/>
       </w:pPr>
       <w:r>
-        <w:t xml:space="preserve">A target reports</w:t>
-      </w:r>
-      <w:r>
-        <w:t xml:space="preserve"> </w:t>
-      </w:r>
-      <w:r>
-        <w:rPr>
-          <w:rStyle w:val="VerbatimChar"/>
-        </w:rPr>
-        <w:t xml:space="preserve">SUSPENDED</w:t>
-      </w:r>
-      <w:r>
-        <w:t xml:space="preserve"> </w:t>
-      </w:r>
-      <w:r>
-        <w:t xml:space="preserve">while desired is</w:t>
-      </w:r>
-      <w:r>
-        <w:t xml:space="preserve"> </w:t>
-      </w:r>
-      <w:r>
-        <w:rPr>
-          <w:rStyle w:val="VerbatimChar"/>
-        </w:rPr>
-        <w:t xml:space="preserve">ACTIVE</w:t>
-      </w:r>
-      <w:r>
-        <w:t xml:space="preserve"> </w:t>
-      </w:r>
-      <w:r>
-        <w:t xml:space="preserve">→</w:t>
-      </w:r>
-      <w:r>
-        <w:t xml:space="preserve"> </w:t>
-      </w:r>
-      <w:r>
-        <w:rPr>
-          <w:rStyle w:val="VerbatimChar"/>
-        </w:rPr>
-        <w:t xml:space="preserve">run()</w:t>
-      </w:r>
-      <w:r>
-        <w:t xml:space="preserve"> </w:t>
-      </w:r>
-      <w:r>
-        <w:t xml:space="preserve">opens a</w:t>
-      </w:r>
-      <w:r>
-        <w:t xml:space="preserve"> </w:t>
-      </w:r>
-      <w:r>
-        <w:rPr>
-          <w:rStyle w:val="VerbatimChar"/>
-        </w:rPr>
-        <w:t xml:space="preserve">provisioning_reconciliation_item</w:t>
-      </w:r>
-      <w:r>
-        <w:t xml:space="preserve"> </w:t>
-      </w:r>
-      <w:r>
-        <w:t xml:space="preserve">(</w:t>
-      </w:r>
-      <w:r>
-        <w:rPr>
-          <w:rStyle w:val="VerbatimChar"/>
-        </w:rPr>
-        <w:t xml:space="preserve">OPEN</w:t>
-      </w:r>
-      <w:r>
-        <w:t xml:space="preserve">) and emits</w:t>
-      </w:r>
-      <w:r>
-        <w:t xml:space="preserve"> </w:t>
-      </w:r>
-      <w:r>
-        <w:rPr>
-          <w:rStyle w:val="VerbatimChar"/>
-        </w:rPr>
-        <w:t xml:space="preserve">…ItemOpened</w:t>
-      </w:r>
-      <w:r>
-        <w:t xml:space="preserve">; it does</w:t>
-      </w:r>
-      <w:r>
-        <w:t xml:space="preserve"> </w:t>
-      </w:r>
-      <w:r>
-        <w:rPr>
-          <w:bCs/>
-          <w:b/>
-        </w:rPr>
-        <w:t xml:space="preserve">not</w:t>
-      </w:r>
-      <w:r>
-        <w:t xml:space="preserve"> </w:t>
-      </w:r>
-      <w:r>
-        <w:t xml:space="preserve">auto-fix</w:t>
-      </w:r>
-      <w:r>
-        <w:t xml:space="preserve"> </w:t>
-      </w:r>
-      <w:r>
-        <w:t xml:space="preserve">(R-PROV-08).</w:t>
+        <w:t xml:space="preserve">Same broadcast, but</w:t>
+      </w:r>
+      <w:r>
+        <w:t xml:space="preserve"> </w:t>
+      </w:r>
+      <w:r>
+        <w:rPr>
+          <w:rStyle w:val="VerbatimChar"/>
+        </w:rPr>
+        <w:t xml:space="preserve">adapter_config.execution_mode_default=ASYNC_ACCEPTED</w:t>
+      </w:r>
+      <w:r>
+        <w:t xml:space="preserve">.</w:t>
       </w:r>
     </w:p>
     <w:p>
@@ -2139,37 +1161,16 @@
         <w:pStyle w:val="Compact"/>
       </w:pPr>
       <w:r>
-        <w:t xml:space="preserve">NOC</w:t>
-      </w:r>
-      <w:r>
-        <w:t xml:space="preserve"> </w:t>
-      </w:r>
-      <w:r>
-        <w:rPr>
-          <w:rStyle w:val="VerbatimChar"/>
-        </w:rPr>
-        <w:t xml:space="preserve">POST …/items/{item}/force-sync</w:t>
-      </w:r>
-      <w:r>
-        <w:t xml:space="preserve"> </w:t>
-      </w:r>
-      <w:r>
-        <w:t xml:space="preserve">→</w:t>
-      </w:r>
-      <w:r>
-        <w:t xml:space="preserve"> </w:t>
-      </w:r>
-      <w:r>
-        <w:rPr>
-          <w:rStyle w:val="VerbatimChar"/>
-        </w:rPr>
-        <w:t xml:space="preserve">requestForceSync</w:t>
-      </w:r>
-      <w:r>
-        <w:t xml:space="preserve"> </w:t>
-      </w:r>
-      <w:r>
-        <w:t xml:space="preserve">opens an</w:t>
+        <w:rPr>
+          <w:rStyle w:val="VerbatimChar"/>
+        </w:rPr>
+        <w:t xml:space="preserve">adapter.dispatch</w:t>
+      </w:r>
+      <w:r>
+        <w:t xml:space="preserve"> </w:t>
+      </w:r>
+      <w:r>
+        <w:t xml:space="preserve">returns</w:t>
       </w:r>
       <w:r>
         <w:t xml:space="preserve"> </w:t>
@@ -2179,7 +1180,22 @@
           <w:bCs/>
           <w:b/>
         </w:rPr>
-        <w:t xml:space="preserve">EM-CFG-04</w:t>
+        <w:t xml:space="preserve">accepted</w:t>
+      </w:r>
+      <w:r>
+        <w:t xml:space="preserve"> </w:t>
+      </w:r>
+      <w:r>
+        <w:t xml:space="preserve">→ command</w:t>
+      </w:r>
+      <w:r>
+        <w:t xml:space="preserve"> </w:t>
+      </w:r>
+      <w:r>
+        <w:rPr>
+          <w:rStyle w:val="VerbatimChar"/>
+        </w:rPr>
+        <w:t xml:space="preserve">ACCEPTED</w:t>
       </w:r>
       <w:r>
         <w:t xml:space="preserve"> </w:t>
@@ -2191,34 +1207,28 @@
         <w:rPr>
           <w:rStyle w:val="VerbatimChar"/>
         </w:rPr>
-        <w:t xml:space="preserve">Foundation/Approvals</w:t>
-      </w:r>
-      <w:r>
-        <w:t xml:space="preserve">) request → force-sync</w:t>
-      </w:r>
-      <w:r>
-        <w:t xml:space="preserve"> </w:t>
-      </w:r>
-      <w:r>
-        <w:rPr>
-          <w:rStyle w:val="VerbatimChar"/>
-        </w:rPr>
-        <w:t xml:space="preserve">PENDING_APPROVAL</w:t>
-      </w:r>
-      <w:r>
-        <w:t xml:space="preserve">, item</w:t>
-      </w:r>
-      <w:r>
-        <w:t xml:space="preserve"> </w:t>
-      </w:r>
-      <w:r>
-        <w:rPr>
-          <w:rStyle w:val="VerbatimChar"/>
-        </w:rPr>
-        <w:t xml:space="preserve">IN_REVIEW</w:t>
-      </w:r>
-      <w:r>
-        <w:t xml:space="preserve">.</w:t>
+        <w:t xml:space="preserve">external_ref</w:t>
+      </w:r>
+      <w:r>
+        <w:t xml:space="preserve"> </w:t>
+      </w:r>
+      <w:r>
+        <w:t xml:space="preserve">set), and the flow's</w:t>
+      </w:r>
+      <w:r>
+        <w:t xml:space="preserve"> </w:t>
+      </w:r>
+      <w:r>
+        <w:rPr>
+          <w:rStyle w:val="VerbatimChar"/>
+        </w:rPr>
+        <w:t xml:space="preserve">ActivateServiceHandler</w:t>
+      </w:r>
+      <w:r>
+        <w:t xml:space="preserve"> </w:t>
+      </w:r>
+      <w:r>
+        <w:t xml:space="preserve">sees not-yet-confirmed.</w:t>
       </w:r>
     </w:p>
     <w:p>
@@ -2230,7 +1240,22 @@
         <w:pStyle w:val="Compact"/>
       </w:pPr>
       <w:r>
-        <w:t xml:space="preserve">Trying to execute before approval →</w:t>
+        <w:t xml:space="preserve">The scheduled worker</w:t>
+      </w:r>
+      <w:r>
+        <w:t xml:space="preserve"> </w:t>
+      </w:r>
+      <w:r>
+        <w:rPr>
+          <w:rStyle w:val="VerbatimChar"/>
+        </w:rPr>
+        <w:t xml:space="preserve">sophix:provisioning:poll-async</w:t>
+      </w:r>
+      <w:r>
+        <w:t xml:space="preserve"> </w:t>
+      </w:r>
+      <w:r>
+        <w:t xml:space="preserve">(a</w:t>
       </w:r>
       <w:r>
         <w:t xml:space="preserve"> </w:t>
@@ -2240,7 +1265,43 @@
           <w:bCs/>
           <w:b/>
         </w:rPr>
-        <w:t xml:space="preserve">409</w:t>
+        <w:t xml:space="preserve">Foundation/Console</w:t>
+      </w:r>
+      <w:r>
+        <w:t xml:space="preserve"> </w:t>
+      </w:r>
+      <w:r>
+        <w:t xml:space="preserve">scheduled command,</w:t>
+      </w:r>
+      <w:r>
+        <w:t xml:space="preserve"> </w:t>
+      </w:r>
+      <w:r>
+        <w:t xml:space="preserve">every 5 min) calls</w:t>
+      </w:r>
+      <w:r>
+        <w:t xml:space="preserve"> </w:t>
+      </w:r>
+      <w:r>
+        <w:rPr>
+          <w:rStyle w:val="VerbatimChar"/>
+        </w:rPr>
+        <w:t xml:space="preserve">adapter.pollStatus</w:t>
+      </w:r>
+      <w:r>
+        <w:t xml:space="preserve"> </w:t>
+      </w:r>
+      <w:r>
+        <w:t xml:space="preserve">→</w:t>
+      </w:r>
+      <w:r>
+        <w:t xml:space="preserve"> </w:t>
+      </w:r>
+      <w:r>
+        <w:rPr>
+          <w:rStyle w:val="VerbatimChar"/>
+        </w:rPr>
+        <w:t xml:space="preserve">CONFIRMED</w:t>
       </w:r>
       <w:r>
         <w:t xml:space="preserve">.</w:t>
@@ -2255,7 +1316,88 @@
         <w:pStyle w:val="Compact"/>
       </w:pPr>
       <w:r>
-        <w:t xml:space="preserve">A</w:t>
+        <w:t xml:space="preserve">The parked workflow advances on the next tick.</w:t>
+      </w:r>
+    </w:p>
+    <w:p>
+      <w:pPr>
+        <w:pStyle w:val="FirstParagraph"/>
+      </w:pPr>
+      <w:r>
+        <w:rPr>
+          <w:iCs/>
+          <w:i/>
+        </w:rPr>
+        <w:t xml:space="preserve">Shows: async vendors + the poll worker resolving terminal state.</w:t>
+      </w:r>
+    </w:p>
+    <w:bookmarkEnd w:id="29"/>
+    <w:bookmarkStart w:id="30" w:name="X7460d33d4b9610d75dfe435e75b5183d77da4e8"/>
+    <w:p>
+      <w:pPr>
+        <w:pStyle w:val="Heading3"/>
+      </w:pPr>
+      <w:r>
+        <w:t xml:space="preserve">3. Speed change (MODIFY) mid-cycle</w:t>
+      </w:r>
+    </w:p>
+    <w:p>
+      <w:pPr>
+        <w:pStyle w:val="FirstParagraph"/>
+      </w:pPr>
+      <w:r>
+        <w:t xml:space="preserve">A subscription upgrade flow broadcasts</w:t>
+      </w:r>
+      <w:r>
+        <w:t xml:space="preserve"> </w:t>
+      </w:r>
+      <w:r>
+        <w:rPr>
+          <w:rStyle w:val="VerbatimChar"/>
+        </w:rPr>
+        <w:t xml:space="preserve">action:MODIFY</w:t>
+      </w:r>
+      <w:r>
+        <w:t xml:space="preserve"> </w:t>
+      </w:r>
+      <w:r>
+        <w:t xml:space="preserve">with</w:t>
+      </w:r>
+      <w:r>
+        <w:t xml:space="preserve"> </w:t>
+      </w:r>
+      <w:r>
+        <w:rPr>
+          <w:rStyle w:val="VerbatimChar"/>
+        </w:rPr>
+        <w:t xml:space="preserve">desired_state.speedProfile:'200M'</w:t>
+      </w:r>
+      <w:r>
+        <w:t xml:space="preserve">.</w:t>
+      </w:r>
+      <w:r>
+        <w:t xml:space="preserve"> </w:t>
+      </w:r>
+      <w:r>
+        <w:rPr>
+          <w:rStyle w:val="VerbatimChar"/>
+        </w:rPr>
+        <w:t xml:space="preserve">dispatch</w:t>
+      </w:r>
+      <w:r>
+        <w:t xml:space="preserve"> </w:t>
+      </w:r>
+      <w:r>
+        <w:t xml:space="preserve">pushes it;</w:t>
+      </w:r>
+      <w:r>
+        <w:t xml:space="preserve"> </w:t>
+      </w:r>
+      <w:r>
+        <w:rPr>
+          <w:rStyle w:val="VerbatimChar"/>
+        </w:rPr>
+        <w:t xml:space="preserve">recordDesiredState</w:t>
       </w:r>
       <w:r>
         <w:t xml:space="preserve"> </w:t>
@@ -2265,35 +1407,931 @@
           <w:bCs/>
           <w:b/>
         </w:rPr>
-        <w:t xml:space="preserve">different</w:t>
-      </w:r>
-      <w:r>
-        <w:t xml:space="preserve"> </w:t>
-      </w:r>
-      <w:r>
-        <w:t xml:space="preserve">approver</w:t>
-      </w:r>
-      <w:r>
-        <w:t xml:space="preserve"> </w:t>
-      </w:r>
-      <w:r>
-        <w:rPr>
-          <w:rStyle w:val="VerbatimChar"/>
-        </w:rPr>
-        <w:t xml:space="preserve">…/approve</w:t>
-      </w:r>
-      <w:r>
-        <w:t xml:space="preserve"> </w:t>
-      </w:r>
-      <w:r>
-        <w:t xml:space="preserve">(SoD: requester can't self-approve) → APPROVED.</w:t>
+        <w:t xml:space="preserve">updates</w:t>
+      </w:r>
+      <w:r>
+        <w:t xml:space="preserve"> </w:t>
+      </w:r>
+      <w:r>
+        <w:t xml:space="preserve">the existing</w:t>
+      </w:r>
+      <w:r>
+        <w:t xml:space="preserve"> </w:t>
+      </w:r>
+      <w:r>
+        <w:rPr>
+          <w:rStyle w:val="VerbatimChar"/>
+        </w:rPr>
+        <w:t xml:space="preserve">provisioning_desired_state</w:t>
+      </w:r>
+      <w:r>
+        <w:t xml:space="preserve"> </w:t>
+      </w:r>
+      <w:r>
+        <w:t xml:space="preserve">(</w:t>
+      </w:r>
+      <w:r>
+        <w:rPr>
+          <w:rStyle w:val="VerbatimChar"/>
+        </w:rPr>
+        <w:t xml:space="preserve">updateOrCreate</w:t>
+      </w:r>
+      <w:r>
+        <w:t xml:space="preserve"> </w:t>
+      </w:r>
+      <w:r>
+        <w:t xml:space="preserve">on subscriber_key) so the new profile is the reconcile baseline.</w:t>
+      </w:r>
+      <w:r>
+        <w:t xml:space="preserve"> </w:t>
+      </w:r>
+      <w:r>
+        <w:rPr>
+          <w:iCs/>
+          <w:i/>
+        </w:rPr>
+        <w:t xml:space="preserve">Shows: the same</w:t>
+      </w:r>
+      <w:r>
+        <w:rPr>
+          <w:iCs/>
+          <w:i/>
+        </w:rPr>
+        <w:t xml:space="preserve"> </w:t>
+      </w:r>
+      <w:r>
+        <w:rPr>
+          <w:iCs/>
+          <w:i/>
+        </w:rPr>
+        <w:t xml:space="preserve">seam handles changes, and desired-state is the single baseline.</w:t>
+      </w:r>
+    </w:p>
+    <w:bookmarkEnd w:id="30"/>
+    <w:bookmarkStart w:id="31" w:name="Xb7514e68c59abde53fa9d4606c4bd4951d4bc05"/>
+    <w:p>
+      <w:pPr>
+        <w:pStyle w:val="Heading3"/>
+      </w:pPr>
+      <w:r>
+        <w:t xml:space="preserve">4. Account suspended in ILM → the network follows (cross-module via the outbox)</w:t>
+      </w:r>
+    </w:p>
+    <w:p>
+      <w:pPr>
+        <w:pStyle w:val="FirstParagraph"/>
+      </w:pPr>
+      <w:r>
+        <w:rPr>
+          <w:bCs/>
+          <w:b/>
+        </w:rPr>
+        <w:t xml:space="preserve">The story in plain English:</w:t>
+      </w:r>
+      <w:r>
+        <w:t xml:space="preserve"> </w:t>
+      </w:r>
+      <w:r>
+        <w:t xml:space="preserve">When a customer's account is suspended (say for non-payment) in another</w:t>
+      </w:r>
+      <w:r>
+        <w:t xml:space="preserve"> </w:t>
+      </w:r>
+      <w:r>
+        <w:t xml:space="preserve">module, the network should follow without anyone re-typing anything. The account-status change ripples</w:t>
+      </w:r>
+      <w:r>
+        <w:t xml:space="preserve"> </w:t>
+      </w:r>
+      <w:r>
+        <w:t xml:space="preserve">out through the event backbone and every service that customer had provisioned gets re-pushed as</w:t>
+      </w:r>
+      <w:r>
+        <w:t xml:space="preserve"> </w:t>
+      </w:r>
+      <w:r>
+        <w:t xml:space="preserve">suspended.</w:t>
+      </w:r>
+    </w:p>
+    <w:p>
+      <w:pPr>
+        <w:pStyle w:val="BodyText"/>
+      </w:pPr>
+      <w:r>
+        <w:rPr>
+          <w:bCs/>
+          <w:b/>
+        </w:rPr>
+        <w:t xml:space="preserve">Who does what:</w:t>
       </w:r>
     </w:p>
     <w:p>
       <w:pPr>
         <w:numPr>
           <w:ilvl w:val="0"/>
-          <w:numId w:val="1003"/>
+          <w:numId w:val="1004"/>
+        </w:numPr>
+        <w:pStyle w:val="Compact"/>
+      </w:pPr>
+      <w:r>
+        <w:t xml:space="preserve">ILM</w:t>
+      </w:r>
+      <w:r>
+        <w:t xml:space="preserve"> </w:t>
+      </w:r>
+      <w:r>
+        <w:rPr>
+          <w:rStyle w:val="VerbatimChar"/>
+        </w:rPr>
+        <w:t xml:space="preserve">AccountService</w:t>
+      </w:r>
+      <w:r>
+        <w:t xml:space="preserve"> </w:t>
+      </w:r>
+      <w:r>
+        <w:t xml:space="preserve">emits</w:t>
+      </w:r>
+      <w:r>
+        <w:t xml:space="preserve"> </w:t>
+      </w:r>
+      <w:r>
+        <w:rPr>
+          <w:rStyle w:val="VerbatimChar"/>
+        </w:rPr>
+        <w:t xml:space="preserve">CustomerAccountStatusChanged{affectsProvisioning:true,status:INACTIVE}</w:t>
+      </w:r>
+      <w:r>
+        <w:t xml:space="preserve"> </w:t>
+      </w:r>
+      <w:r>
+        <w:t xml:space="preserve">to the</w:t>
+      </w:r>
+      <w:r>
+        <w:t xml:space="preserve"> </w:t>
+      </w:r>
+      <w:r>
+        <w:rPr>
+          <w:bCs/>
+          <w:b/>
+        </w:rPr>
+        <w:t xml:space="preserve">outbox</w:t>
+      </w:r>
+      <w:r>
+        <w:t xml:space="preserve">.</w:t>
+      </w:r>
+    </w:p>
+    <w:p>
+      <w:pPr>
+        <w:numPr>
+          <w:ilvl w:val="0"/>
+          <w:numId w:val="1004"/>
+        </w:numPr>
+        <w:pStyle w:val="Compact"/>
+      </w:pPr>
+      <w:r>
+        <w:rPr>
+          <w:rStyle w:val="VerbatimChar"/>
+        </w:rPr>
+        <w:t xml:space="preserve">sophix:outbox:dispatch</w:t>
+      </w:r>
+      <w:r>
+        <w:t xml:space="preserve"> </w:t>
+      </w:r>
+      <w:r>
+        <w:t xml:space="preserve">fires</w:t>
+      </w:r>
+      <w:r>
+        <w:t xml:space="preserve"> </w:t>
+      </w:r>
+      <w:r>
+        <w:rPr>
+          <w:rStyle w:val="VerbatimChar"/>
+        </w:rPr>
+        <w:t xml:space="preserve">OutboxEventPublished</w:t>
+      </w:r>
+      <w:r>
+        <w:t xml:space="preserve"> </w:t>
+      </w:r>
+      <w:r>
+        <w:t xml:space="preserve">→</w:t>
+      </w:r>
+      <w:r>
+        <w:t xml:space="preserve"> </w:t>
+      </w:r>
+      <w:r>
+        <w:rPr>
+          <w:rStyle w:val="VerbatimChar"/>
+        </w:rPr>
+        <w:t xml:space="preserve">SyncProvisioningOnAccountStatusChanged</w:t>
+      </w:r>
+      <w:r>
+        <w:t xml:space="preserve"> </w:t>
+      </w:r>
+      <w:r>
+        <w:t xml:space="preserve">looks up</w:t>
+      </w:r>
+      <w:r>
+        <w:t xml:space="preserve"> </w:t>
+      </w:r>
+      <w:r>
+        <w:t xml:space="preserve">the account's subscriptions and</w:t>
+      </w:r>
+      <w:r>
+        <w:t xml:space="preserve"> </w:t>
+      </w:r>
+      <w:r>
+        <w:rPr>
+          <w:bCs/>
+          <w:b/>
+        </w:rPr>
+        <w:t xml:space="preserve">re-broadcasts</w:t>
+      </w:r>
+      <w:r>
+        <w:t xml:space="preserve"> </w:t>
+      </w:r>
+      <w:r>
+        <w:t xml:space="preserve">each provisioned target at</w:t>
+      </w:r>
+      <w:r>
+        <w:t xml:space="preserve"> </w:t>
+      </w:r>
+      <w:r>
+        <w:rPr>
+          <w:rStyle w:val="VerbatimChar"/>
+        </w:rPr>
+        <w:t xml:space="preserve">SUSPENDED</w:t>
+      </w:r>
+      <w:r>
+        <w:t xml:space="preserve"> </w:t>
+      </w:r>
+      <w:r>
+        <w:t xml:space="preserve">(action</w:t>
+      </w:r>
+      <w:r>
+        <w:t xml:space="preserve"> </w:t>
+      </w:r>
+      <w:r>
+        <w:rPr>
+          <w:rStyle w:val="VerbatimChar"/>
+        </w:rPr>
+        <w:t xml:space="preserve">ACCOUNT_STATUS_SYNC</w:t>
+      </w:r>
+      <w:r>
+        <w:t xml:space="preserve">).</w:t>
+      </w:r>
+    </w:p>
+    <w:p>
+      <w:pPr>
+        <w:pStyle w:val="FirstParagraph"/>
+      </w:pPr>
+      <w:r>
+        <w:rPr>
+          <w:iCs/>
+          <w:i/>
+        </w:rPr>
+        <w:t xml:space="preserve">Shows: a domain event in one module driving provisioning, the whole Foundation</w:t>
+      </w:r>
+      <w:r>
+        <w:rPr>
+          <w:iCs/>
+          <w:i/>
+        </w:rPr>
+        <w:t xml:space="preserve"> </w:t>
+      </w:r>
+      <w:r>
+        <w:rPr>
+          <w:iCs/>
+          <w:i/>
+        </w:rPr>
+        <w:t xml:space="preserve">event backbone (R-ILM-S-3).</w:t>
+      </w:r>
+      <w:r>
+        <w:t xml:space="preserve"> </w:t>
+      </w:r>
+      <w:r>
+        <w:rPr>
+          <w:iCs/>
+          <w:i/>
+        </w:rPr>
+        <w:t xml:space="preserve">(ReconciliationTest::test_account_status_change_syncs_provisioning.)</w:t>
+      </w:r>
+    </w:p>
+    <w:bookmarkEnd w:id="31"/>
+    <w:bookmarkStart w:id="32" w:name="Xa8ea82eafb4a4e0b332581ea2d4d6677fd17384"/>
+    <w:p>
+      <w:pPr>
+        <w:pStyle w:val="Heading3"/>
+      </w:pPr>
+      <w:r>
+        <w:t xml:space="preserve">5. Terminate → desired NOT_PRESENT</w:t>
+      </w:r>
+    </w:p>
+    <w:p>
+      <w:pPr>
+        <w:pStyle w:val="FirstParagraph"/>
+      </w:pPr>
+      <w:r>
+        <w:t xml:space="preserve">Termination broadcasts</w:t>
+      </w:r>
+      <w:r>
+        <w:t xml:space="preserve"> </w:t>
+      </w:r>
+      <w:r>
+        <w:rPr>
+          <w:rStyle w:val="VerbatimChar"/>
+        </w:rPr>
+        <w:t xml:space="preserve">action:DEACTIVATE</w:t>
+      </w:r>
+      <w:r>
+        <w:t xml:space="preserve">,</w:t>
+      </w:r>
+      <w:r>
+        <w:t xml:space="preserve"> </w:t>
+      </w:r>
+      <w:r>
+        <w:rPr>
+          <w:rStyle w:val="VerbatimChar"/>
+        </w:rPr>
+        <w:t xml:space="preserve">desired_state.desiredStatus:NOT_PRESENT</w:t>
+      </w:r>
+      <w:r>
+        <w:t xml:space="preserve">.</w:t>
+      </w:r>
+      <w:r>
+        <w:t xml:space="preserve"> </w:t>
+      </w:r>
+      <w:r>
+        <w:rPr>
+          <w:rStyle w:val="VerbatimChar"/>
+        </w:rPr>
+        <w:t xml:space="preserve">recordDesiredState</w:t>
+      </w:r>
+      <w:r>
+        <w:t xml:space="preserve"> </w:t>
+      </w:r>
+      <w:r>
+        <w:t xml:space="preserve">sets</w:t>
+      </w:r>
+      <w:r>
+        <w:t xml:space="preserve"> </w:t>
+      </w:r>
+      <w:r>
+        <w:rPr>
+          <w:rStyle w:val="VerbatimChar"/>
+        </w:rPr>
+        <w:t xml:space="preserve">desired_status=NOT_PRESENT</w:t>
+      </w:r>
+      <w:r>
+        <w:t xml:space="preserve"> </w:t>
+      </w:r>
+      <w:r>
+        <w:t xml:space="preserve">— so reconciliation now expects the subscriber</w:t>
+      </w:r>
+      <w:r>
+        <w:t xml:space="preserve"> </w:t>
+      </w:r>
+      <w:r>
+        <w:t xml:space="preserve">to</w:t>
+      </w:r>
+      <w:r>
+        <w:t xml:space="preserve"> </w:t>
+      </w:r>
+      <w:r>
+        <w:rPr>
+          <w:bCs/>
+          <w:b/>
+        </w:rPr>
+        <w:t xml:space="preserve">not exist</w:t>
+      </w:r>
+      <w:r>
+        <w:t xml:space="preserve"> </w:t>
+      </w:r>
+      <w:r>
+        <w:t xml:space="preserve">on the plane, and a still-present subscriber is flagged as drift.</w:t>
+      </w:r>
+      <w:r>
+        <w:t xml:space="preserve"> </w:t>
+      </w:r>
+      <w:r>
+        <w:rPr>
+          <w:iCs/>
+          <w:i/>
+        </w:rPr>
+        <w:t xml:space="preserve">Shows: enum-driven</w:t>
+      </w:r>
+      <w:r>
+        <w:rPr>
+          <w:iCs/>
+          <w:i/>
+        </w:rPr>
+        <w:t xml:space="preserve"> </w:t>
+      </w:r>
+      <w:r>
+        <w:rPr>
+          <w:iCs/>
+          <w:i/>
+        </w:rPr>
+        <w:t xml:space="preserve">behaviour (NOT_PRESENT inverts the reconcile check).</w:t>
+      </w:r>
+    </w:p>
+    <w:bookmarkEnd w:id="32"/>
+    <w:bookmarkStart w:id="33" w:name="Xecd70de42fe15bf15d74c06c06089abdcd6c379"/>
+    <w:p>
+      <w:pPr>
+        <w:pStyle w:val="Heading3"/>
+      </w:pPr>
+      <w:r>
+        <w:t xml:space="preserve">6. Reconcile — clean run (no drift)</w:t>
+      </w:r>
+    </w:p>
+    <w:p>
+      <w:pPr>
+        <w:pStyle w:val="FirstParagraph"/>
+      </w:pPr>
+      <w:r>
+        <w:rPr>
+          <w:rStyle w:val="VerbatimChar"/>
+        </w:rPr>
+        <w:t xml:space="preserve">sophix:provisioning:reconcile</w:t>
+      </w:r>
+      <w:r>
+        <w:t xml:space="preserve"> </w:t>
+      </w:r>
+      <w:r>
+        <w:t xml:space="preserve">(hourly) →</w:t>
+      </w:r>
+      <w:r>
+        <w:t xml:space="preserve"> </w:t>
+      </w:r>
+      <w:r>
+        <w:rPr>
+          <w:rStyle w:val="VerbatimChar"/>
+        </w:rPr>
+        <w:t xml:space="preserve">ReconciliationService::run()</w:t>
+      </w:r>
+      <w:r>
+        <w:t xml:space="preserve"> </w:t>
+      </w:r>
+      <w:r>
+        <w:t xml:space="preserve">loads each</w:t>
+      </w:r>
+      <w:r>
+        <w:t xml:space="preserve"> </w:t>
+      </w:r>
+      <w:r>
+        <w:rPr>
+          <w:rStyle w:val="VerbatimChar"/>
+        </w:rPr>
+        <w:t xml:space="preserve">provisioning_desired_state</w:t>
+      </w:r>
+      <w:r>
+        <w:t xml:space="preserve">, calls</w:t>
+      </w:r>
+      <w:r>
+        <w:t xml:space="preserve"> </w:t>
+      </w:r>
+      <w:r>
+        <w:rPr>
+          <w:rStyle w:val="VerbatimChar"/>
+        </w:rPr>
+        <w:t xml:space="preserve">adapter.fetchObserved(target, subscriber_key, …)</w:t>
+      </w:r>
+      <w:r>
+        <w:t xml:space="preserve">, upserts</w:t>
+      </w:r>
+      <w:r>
+        <w:t xml:space="preserve"> </w:t>
+      </w:r>
+      <w:r>
+        <w:rPr>
+          <w:rStyle w:val="VerbatimChar"/>
+        </w:rPr>
+        <w:t xml:space="preserve">provisioning_observed_state</w:t>
+      </w:r>
+      <w:r>
+        <w:t xml:space="preserve">, and compares. All match → run</w:t>
+      </w:r>
+      <w:r>
+        <w:t xml:space="preserve"> </w:t>
+      </w:r>
+      <w:r>
+        <w:rPr>
+          <w:rStyle w:val="VerbatimChar"/>
+        </w:rPr>
+        <w:t xml:space="preserve">COMPLETED</w:t>
+      </w:r>
+      <w:r>
+        <w:t xml:space="preserve">,</w:t>
+      </w:r>
+      <w:r>
+        <w:t xml:space="preserve"> </w:t>
+      </w:r>
+      <w:r>
+        <w:rPr>
+          <w:rStyle w:val="VerbatimChar"/>
+        </w:rPr>
+        <w:t xml:space="preserve">mismatch_count=0</w:t>
+      </w:r>
+      <w:r>
+        <w:t xml:space="preserve">, any</w:t>
+      </w:r>
+      <w:r>
+        <w:t xml:space="preserve"> </w:t>
+      </w:r>
+      <w:r>
+        <w:t xml:space="preserve">prior OPEN items auto-resolve (</w:t>
+      </w:r>
+      <w:r>
+        <w:rPr>
+          <w:rStyle w:val="VerbatimChar"/>
+        </w:rPr>
+        <w:t xml:space="preserve">MATCHED_SINCE</w:t>
+      </w:r>
+      <w:r>
+        <w:t xml:space="preserve">). Emits</w:t>
+      </w:r>
+      <w:r>
+        <w:t xml:space="preserve"> </w:t>
+      </w:r>
+      <w:r>
+        <w:rPr>
+          <w:rStyle w:val="VerbatimChar"/>
+        </w:rPr>
+        <w:t xml:space="preserve">ProvisioningReconciliationRunCompleted</w:t>
+      </w:r>
+      <w:r>
+        <w:t xml:space="preserve">.</w:t>
+      </w:r>
+      <w:r>
+        <w:t xml:space="preserve"> </w:t>
+      </w:r>
+      <w:r>
+        <w:rPr>
+          <w:iCs/>
+          <w:i/>
+        </w:rPr>
+        <w:t xml:space="preserve">(ReconciliationTest::test_clean_reconciliation_has_no_mismatch.)</w:t>
+      </w:r>
+    </w:p>
+    <w:bookmarkEnd w:id="33"/>
+    <w:bookmarkStart w:id="37" w:name="Xe1b12e2b803c1a54427acff742633367c2ea4cf"/>
+    <w:p>
+      <w:pPr>
+        <w:pStyle w:val="Heading3"/>
+      </w:pPr>
+      <w:r>
+        <w:t xml:space="preserve">7. Reconcile drift → force-sync (EM-CFG-04 + SoD)</w:t>
+      </w:r>
+    </w:p>
+    <w:p>
+      <w:pPr>
+        <w:pStyle w:val="FirstParagraph"/>
+      </w:pPr>
+      <w:r>
+        <w:rPr>
+          <w:bCs/>
+          <w:b/>
+        </w:rPr>
+        <w:t xml:space="preserve">The story in plain English:</w:t>
+      </w:r>
+      <w:r>
+        <w:t xml:space="preserve"> </w:t>
+      </w:r>
+      <w:r>
+        <w:t xml:space="preserve">Reconciliation finds the network and the BSS disagree — the OLT says a</w:t>
+      </w:r>
+      <w:r>
+        <w:t xml:space="preserve"> </w:t>
+      </w:r>
+      <w:r>
+        <w:t xml:space="preserve">subscriber is active when we wanted them suspended. The system never quietly fixes this itself; that</w:t>
+      </w:r>
+      <w:r>
+        <w:t xml:space="preserve"> </w:t>
+      </w:r>
+      <w:r>
+        <w:t xml:space="preserve">would be risky. Instead it opens a drift item for a human in the NOC. To push a correction, the NOC asks</w:t>
+      </w:r>
+      <w:r>
+        <w:t xml:space="preserve"> </w:t>
+      </w:r>
+      <w:r>
+        <w:t xml:space="preserve">for it, and a</w:t>
+      </w:r>
+      <w:r>
+        <w:t xml:space="preserve"> </w:t>
+      </w:r>
+      <w:r>
+        <w:rPr>
+          <w:iCs/>
+          <w:i/>
+        </w:rPr>
+        <w:t xml:space="preserve">different</w:t>
+      </w:r>
+      <w:r>
+        <w:t xml:space="preserve"> </w:t>
+      </w:r>
+      <w:r>
+        <w:t xml:space="preserve">person must approve it before it runs — two pairs of eyes on anything that</w:t>
+      </w:r>
+      <w:r>
+        <w:t xml:space="preserve"> </w:t>
+      </w:r>
+      <w:r>
+        <w:t xml:space="preserve">touches the live network.</w:t>
+      </w:r>
+    </w:p>
+    <w:p>
+      <w:pPr>
+        <w:pStyle w:val="BodyText"/>
+      </w:pPr>
+      <w:r>
+        <w:rPr>
+          <w:bCs/>
+          <w:b/>
+        </w:rPr>
+        <w:t xml:space="preserve">Who does what:</w:t>
+      </w:r>
+    </w:p>
+    <w:p>
+      <w:pPr>
+        <w:numPr>
+          <w:ilvl w:val="0"/>
+          <w:numId w:val="1005"/>
+        </w:numPr>
+        <w:pStyle w:val="Compact"/>
+      </w:pPr>
+      <w:r>
+        <w:t xml:space="preserve">A target reports</w:t>
+      </w:r>
+      <w:r>
+        <w:t xml:space="preserve"> </w:t>
+      </w:r>
+      <w:r>
+        <w:rPr>
+          <w:rStyle w:val="VerbatimChar"/>
+        </w:rPr>
+        <w:t xml:space="preserve">SUSPENDED</w:t>
+      </w:r>
+      <w:r>
+        <w:t xml:space="preserve"> </w:t>
+      </w:r>
+      <w:r>
+        <w:t xml:space="preserve">while desired is</w:t>
+      </w:r>
+      <w:r>
+        <w:t xml:space="preserve"> </w:t>
+      </w:r>
+      <w:r>
+        <w:rPr>
+          <w:rStyle w:val="VerbatimChar"/>
+        </w:rPr>
+        <w:t xml:space="preserve">ACTIVE</w:t>
+      </w:r>
+      <w:r>
+        <w:t xml:space="preserve"> </w:t>
+      </w:r>
+      <w:r>
+        <w:t xml:space="preserve">→</w:t>
+      </w:r>
+      <w:r>
+        <w:t xml:space="preserve"> </w:t>
+      </w:r>
+      <w:r>
+        <w:rPr>
+          <w:rStyle w:val="VerbatimChar"/>
+        </w:rPr>
+        <w:t xml:space="preserve">run()</w:t>
+      </w:r>
+      <w:r>
+        <w:t xml:space="preserve"> </w:t>
+      </w:r>
+      <w:r>
+        <w:t xml:space="preserve">opens a</w:t>
+      </w:r>
+      <w:r>
+        <w:t xml:space="preserve"> </w:t>
+      </w:r>
+      <w:r>
+        <w:rPr>
+          <w:rStyle w:val="VerbatimChar"/>
+        </w:rPr>
+        <w:t xml:space="preserve">provisioning_reconciliation_item</w:t>
+      </w:r>
+      <w:r>
+        <w:t xml:space="preserve"> </w:t>
+      </w:r>
+      <w:r>
+        <w:t xml:space="preserve">(</w:t>
+      </w:r>
+      <w:r>
+        <w:rPr>
+          <w:rStyle w:val="VerbatimChar"/>
+        </w:rPr>
+        <w:t xml:space="preserve">OPEN</w:t>
+      </w:r>
+      <w:r>
+        <w:t xml:space="preserve">) and emits</w:t>
+      </w:r>
+      <w:r>
+        <w:t xml:space="preserve"> </w:t>
+      </w:r>
+      <w:r>
+        <w:rPr>
+          <w:rStyle w:val="VerbatimChar"/>
+        </w:rPr>
+        <w:t xml:space="preserve">…ItemOpened</w:t>
+      </w:r>
+      <w:r>
+        <w:t xml:space="preserve">; it does</w:t>
+      </w:r>
+      <w:r>
+        <w:t xml:space="preserve"> </w:t>
+      </w:r>
+      <w:r>
+        <w:rPr>
+          <w:bCs/>
+          <w:b/>
+        </w:rPr>
+        <w:t xml:space="preserve">not</w:t>
+      </w:r>
+      <w:r>
+        <w:t xml:space="preserve"> </w:t>
+      </w:r>
+      <w:r>
+        <w:t xml:space="preserve">auto-fix</w:t>
+      </w:r>
+      <w:r>
+        <w:t xml:space="preserve"> </w:t>
+      </w:r>
+      <w:r>
+        <w:t xml:space="preserve">(R-PROV-08).</w:t>
+      </w:r>
+    </w:p>
+    <w:p>
+      <w:pPr>
+        <w:numPr>
+          <w:ilvl w:val="0"/>
+          <w:numId w:val="1005"/>
+        </w:numPr>
+        <w:pStyle w:val="Compact"/>
+      </w:pPr>
+      <w:r>
+        <w:t xml:space="preserve">NOC</w:t>
+      </w:r>
+      <w:r>
+        <w:t xml:space="preserve"> </w:t>
+      </w:r>
+      <w:r>
+        <w:rPr>
+          <w:rStyle w:val="VerbatimChar"/>
+        </w:rPr>
+        <w:t xml:space="preserve">POST …/items/{item}/force-sync</w:t>
+      </w:r>
+      <w:r>
+        <w:t xml:space="preserve"> </w:t>
+      </w:r>
+      <w:r>
+        <w:t xml:space="preserve">→</w:t>
+      </w:r>
+      <w:r>
+        <w:t xml:space="preserve"> </w:t>
+      </w:r>
+      <w:r>
+        <w:rPr>
+          <w:rStyle w:val="VerbatimChar"/>
+        </w:rPr>
+        <w:t xml:space="preserve">requestForceSync</w:t>
+      </w:r>
+      <w:r>
+        <w:t xml:space="preserve"> </w:t>
+      </w:r>
+      <w:r>
+        <w:t xml:space="preserve">opens an</w:t>
+      </w:r>
+      <w:r>
+        <w:t xml:space="preserve"> </w:t>
+      </w:r>
+      <w:r>
+        <w:rPr>
+          <w:bCs/>
+          <w:b/>
+        </w:rPr>
+        <w:t xml:space="preserve">EM-CFG-04</w:t>
+      </w:r>
+      <w:r>
+        <w:t xml:space="preserve"> </w:t>
+      </w:r>
+      <w:r>
+        <w:t xml:space="preserve">(</w:t>
+      </w:r>
+      <w:r>
+        <w:rPr>
+          <w:rStyle w:val="VerbatimChar"/>
+        </w:rPr>
+        <w:t xml:space="preserve">Foundation/Approvals</w:t>
+      </w:r>
+      <w:r>
+        <w:t xml:space="preserve">) request → force-sync</w:t>
+      </w:r>
+      <w:r>
+        <w:t xml:space="preserve"> </w:t>
+      </w:r>
+      <w:r>
+        <w:rPr>
+          <w:rStyle w:val="VerbatimChar"/>
+        </w:rPr>
+        <w:t xml:space="preserve">PENDING_APPROVAL</w:t>
+      </w:r>
+      <w:r>
+        <w:t xml:space="preserve">, item</w:t>
+      </w:r>
+      <w:r>
+        <w:t xml:space="preserve"> </w:t>
+      </w:r>
+      <w:r>
+        <w:rPr>
+          <w:rStyle w:val="VerbatimChar"/>
+        </w:rPr>
+        <w:t xml:space="preserve">IN_REVIEW</w:t>
+      </w:r>
+      <w:r>
+        <w:t xml:space="preserve">.</w:t>
+      </w:r>
+    </w:p>
+    <w:p>
+      <w:pPr>
+        <w:numPr>
+          <w:ilvl w:val="0"/>
+          <w:numId w:val="1005"/>
+        </w:numPr>
+        <w:pStyle w:val="Compact"/>
+      </w:pPr>
+      <w:r>
+        <w:t xml:space="preserve">Trying to execute before approval →</w:t>
+      </w:r>
+      <w:r>
+        <w:t xml:space="preserve"> </w:t>
+      </w:r>
+      <w:r>
+        <w:rPr>
+          <w:bCs/>
+          <w:b/>
+        </w:rPr>
+        <w:t xml:space="preserve">409</w:t>
+      </w:r>
+      <w:r>
+        <w:t xml:space="preserve">.</w:t>
+      </w:r>
+    </w:p>
+    <w:p>
+      <w:pPr>
+        <w:numPr>
+          <w:ilvl w:val="0"/>
+          <w:numId w:val="1005"/>
+        </w:numPr>
+        <w:pStyle w:val="Compact"/>
+      </w:pPr>
+      <w:r>
+        <w:t xml:space="preserve">A</w:t>
+      </w:r>
+      <w:r>
+        <w:t xml:space="preserve"> </w:t>
+      </w:r>
+      <w:r>
+        <w:rPr>
+          <w:bCs/>
+          <w:b/>
+        </w:rPr>
+        <w:t xml:space="preserve">different</w:t>
+      </w:r>
+      <w:r>
+        <w:t xml:space="preserve"> </w:t>
+      </w:r>
+      <w:r>
+        <w:t xml:space="preserve">approver</w:t>
+      </w:r>
+      <w:r>
+        <w:t xml:space="preserve"> </w:t>
+      </w:r>
+      <w:r>
+        <w:rPr>
+          <w:rStyle w:val="VerbatimChar"/>
+        </w:rPr>
+        <w:t xml:space="preserve">…/approve</w:t>
+      </w:r>
+      <w:r>
+        <w:t xml:space="preserve"> </w:t>
+      </w:r>
+      <w:r>
+        <w:t xml:space="preserve">(SoD: requester can't self-approve) → APPROVED.</w:t>
+      </w:r>
+    </w:p>
+    <w:p>
+      <w:pPr>
+        <w:numPr>
+          <w:ilvl w:val="0"/>
+          <w:numId w:val="1005"/>
         </w:numPr>
         <w:pStyle w:val="Compact"/>
       </w:pPr>
@@ -2336,7 +2374,7 @@
               <a:graphicData uri="http://schemas.openxmlformats.org/drawingml/2006/picture">
                 <pic:pic>
                   <pic:nvPicPr>
-                    <pic:cNvPr descr="/tmp/docximg-d8ZS2x/provisioning_md_3.png" id="36" name="Picture"/>
+                    <pic:cNvPr descr="/tmp/docximg-J7W2Aj/provisioning_md_3.png" id="36" name="Picture"/>
                     <pic:cNvPicPr>
                       <a:picLocks noChangeArrowheads="1" noChangeAspect="1"/>
                     </pic:cNvPicPr>
@@ -5508,7 +5546,7 @@
       <w:pPr>
         <w:numPr>
           <w:ilvl w:val="0"/>
-          <w:numId w:val="1004"/>
+          <w:numId w:val="1006"/>
         </w:numPr>
         <w:pStyle w:val="Compact"/>
       </w:pPr>
@@ -5560,7 +5598,7 @@
       <w:pPr>
         <w:numPr>
           <w:ilvl w:val="0"/>
-          <w:numId w:val="1004"/>
+          <w:numId w:val="1006"/>
         </w:numPr>
         <w:pStyle w:val="Compact"/>
       </w:pPr>
@@ -5624,7 +5662,7 @@
       <w:pPr>
         <w:numPr>
           <w:ilvl w:val="0"/>
-          <w:numId w:val="1004"/>
+          <w:numId w:val="1006"/>
         </w:numPr>
         <w:pStyle w:val="Compact"/>
       </w:pPr>
@@ -7468,7 +7506,7 @@
       <w:pPr>
         <w:numPr>
           <w:ilvl w:val="0"/>
-          <w:numId w:val="1005"/>
+          <w:numId w:val="1007"/>
         </w:numPr>
         <w:pStyle w:val="Compact"/>
       </w:pPr>
@@ -7565,7 +7603,7 @@
       <w:pPr>
         <w:numPr>
           <w:ilvl w:val="0"/>
-          <w:numId w:val="1005"/>
+          <w:numId w:val="1007"/>
         </w:numPr>
         <w:pStyle w:val="Compact"/>
       </w:pPr>
@@ -10002,7 +10040,7 @@
               <a:graphicData uri="http://schemas.openxmlformats.org/drawingml/2006/picture">
                 <pic:pic>
                   <pic:nvPicPr>
-                    <pic:cNvPr descr="/tmp/docximg-d8ZS2x/provisioning_md_4.png" id="47" name="Picture"/>
+                    <pic:cNvPr descr="/tmp/docximg-J7W2Aj/provisioning_md_4.png" id="47" name="Picture"/>
                     <pic:cNvPicPr>
                       <a:picLocks noChangeArrowheads="1" noChangeAspect="1"/>
                     </pic:cNvPicPr>
@@ -10469,7 +10507,7 @@
       <w:pPr>
         <w:numPr>
           <w:ilvl w:val="0"/>
-          <w:numId w:val="1006"/>
+          <w:numId w:val="1008"/>
         </w:numPr>
         <w:pStyle w:val="Compact"/>
       </w:pPr>
@@ -10506,7 +10544,7 @@
       <w:pPr>
         <w:numPr>
           <w:ilvl w:val="0"/>
-          <w:numId w:val="1006"/>
+          <w:numId w:val="1008"/>
         </w:numPr>
         <w:pStyle w:val="Compact"/>
       </w:pPr>
@@ -10585,7 +10623,7 @@
       <w:pPr>
         <w:numPr>
           <w:ilvl w:val="0"/>
-          <w:numId w:val="1006"/>
+          <w:numId w:val="1008"/>
         </w:numPr>
         <w:pStyle w:val="Compact"/>
       </w:pPr>
@@ -12286,7 +12324,7 @@
       <w:pPr>
         <w:numPr>
           <w:ilvl w:val="0"/>
-          <w:numId w:val="1007"/>
+          <w:numId w:val="1009"/>
         </w:numPr>
         <w:pStyle w:val="Compact"/>
       </w:pPr>
@@ -12391,7 +12429,7 @@
       <w:pPr>
         <w:numPr>
           <w:ilvl w:val="0"/>
-          <w:numId w:val="1007"/>
+          <w:numId w:val="1009"/>
         </w:numPr>
         <w:pStyle w:val="Compact"/>
       </w:pPr>
@@ -13689,7 +13727,7 @@
       <w:pPr>
         <w:numPr>
           <w:ilvl w:val="0"/>
-          <w:numId w:val="1008"/>
+          <w:numId w:val="1010"/>
         </w:numPr>
         <w:pStyle w:val="Compact"/>
       </w:pPr>
@@ -13756,7 +13794,7 @@
       <w:pPr>
         <w:numPr>
           <w:ilvl w:val="0"/>
-          <w:numId w:val="1008"/>
+          <w:numId w:val="1010"/>
         </w:numPr>
         <w:pStyle w:val="Compact"/>
       </w:pPr>
@@ -15415,7 +15453,7 @@
       <w:pPr>
         <w:numPr>
           <w:ilvl w:val="0"/>
-          <w:numId w:val="1009"/>
+          <w:numId w:val="1011"/>
         </w:numPr>
         <w:pStyle w:val="Compact"/>
       </w:pPr>
@@ -15482,7 +15520,7 @@
       <w:pPr>
         <w:numPr>
           <w:ilvl w:val="0"/>
-          <w:numId w:val="1009"/>
+          <w:numId w:val="1011"/>
         </w:numPr>
         <w:pStyle w:val="Compact"/>
       </w:pPr>
@@ -17283,7 +17321,7 @@
               <a:graphicData uri="http://schemas.openxmlformats.org/drawingml/2006/picture">
                 <pic:pic>
                   <pic:nvPicPr>
-                    <pic:cNvPr descr="/tmp/docximg-d8ZS2x/provisioning_md_5.png" id="54" name="Picture"/>
+                    <pic:cNvPr descr="/tmp/docximg-J7W2Aj/provisioning_md_5.png" id="54" name="Picture"/>
                     <pic:cNvPicPr>
                       <a:picLocks noChangeArrowheads="1" noChangeAspect="1"/>
                     </pic:cNvPicPr>
@@ -17724,7 +17762,7 @@
       <w:pPr>
         <w:numPr>
           <w:ilvl w:val="0"/>
-          <w:numId w:val="1010"/>
+          <w:numId w:val="1012"/>
         </w:numPr>
         <w:pStyle w:val="Compact"/>
       </w:pPr>
@@ -17785,7 +17823,7 @@
       <w:pPr>
         <w:numPr>
           <w:ilvl w:val="0"/>
-          <w:numId w:val="1010"/>
+          <w:numId w:val="1012"/>
         </w:numPr>
         <w:pStyle w:val="Compact"/>
       </w:pPr>
@@ -19475,7 +19513,7 @@
               <a:graphicData uri="http://schemas.openxmlformats.org/drawingml/2006/picture">
                 <pic:pic>
                   <pic:nvPicPr>
-                    <pic:cNvPr descr="/tmp/docximg-d8ZS2x/provisioning_md_6.png" id="58" name="Picture"/>
+                    <pic:cNvPr descr="/tmp/docximg-J7W2Aj/provisioning_md_6.png" id="58" name="Picture"/>
                     <pic:cNvPicPr>
                       <a:picLocks noChangeArrowheads="1" noChangeAspect="1"/>
                     </pic:cNvPicPr>
@@ -19928,7 +19966,7 @@
       <w:pPr>
         <w:numPr>
           <w:ilvl w:val="0"/>
-          <w:numId w:val="1011"/>
+          <w:numId w:val="1013"/>
         </w:numPr>
         <w:pStyle w:val="Compact"/>
       </w:pPr>
@@ -20007,7 +20045,7 @@
       <w:pPr>
         <w:numPr>
           <w:ilvl w:val="0"/>
-          <w:numId w:val="1011"/>
+          <w:numId w:val="1013"/>
         </w:numPr>
         <w:pStyle w:val="Compact"/>
       </w:pPr>
@@ -21015,7 +21053,7 @@
       <w:pPr>
         <w:numPr>
           <w:ilvl w:val="0"/>
-          <w:numId w:val="1012"/>
+          <w:numId w:val="1014"/>
         </w:numPr>
         <w:pStyle w:val="Compact"/>
       </w:pPr>
@@ -21067,7 +21105,7 @@
       <w:pPr>
         <w:numPr>
           <w:ilvl w:val="0"/>
-          <w:numId w:val="1012"/>
+          <w:numId w:val="1014"/>
         </w:numPr>
         <w:pStyle w:val="Compact"/>
       </w:pPr>
@@ -21120,7 +21158,7 @@
       <w:pPr>
         <w:numPr>
           <w:ilvl w:val="0"/>
-          <w:numId w:val="1013"/>
+          <w:numId w:val="1015"/>
         </w:numPr>
         <w:pStyle w:val="Compact"/>
       </w:pPr>
@@ -21206,7 +21244,7 @@
       <w:pPr>
         <w:numPr>
           <w:ilvl w:val="0"/>
-          <w:numId w:val="1013"/>
+          <w:numId w:val="1015"/>
         </w:numPr>
         <w:pStyle w:val="Compact"/>
       </w:pPr>
@@ -21866,7 +21904,7 @@
       <w:pPr>
         <w:numPr>
           <w:ilvl w:val="0"/>
-          <w:numId w:val="1014"/>
+          <w:numId w:val="1016"/>
         </w:numPr>
         <w:pStyle w:val="Compact"/>
       </w:pPr>
@@ -21921,7 +21959,7 @@
       <w:pPr>
         <w:numPr>
           <w:ilvl w:val="0"/>
-          <w:numId w:val="1014"/>
+          <w:numId w:val="1016"/>
         </w:numPr>
         <w:pStyle w:val="Compact"/>
       </w:pPr>
@@ -21979,7 +22017,7 @@
       <w:pPr>
         <w:numPr>
           <w:ilvl w:val="0"/>
-          <w:numId w:val="1014"/>
+          <w:numId w:val="1016"/>
         </w:numPr>
         <w:pStyle w:val="Compact"/>
       </w:pPr>
@@ -22281,7 +22319,7 @@
       <w:pPr>
         <w:numPr>
           <w:ilvl w:val="0"/>
-          <w:numId w:val="1015"/>
+          <w:numId w:val="1017"/>
         </w:numPr>
         <w:pStyle w:val="Compact"/>
       </w:pPr>
@@ -22293,7 +22331,7 @@
       <w:pPr>
         <w:numPr>
           <w:ilvl w:val="0"/>
-          <w:numId w:val="1015"/>
+          <w:numId w:val="1017"/>
         </w:numPr>
         <w:pStyle w:val="Compact"/>
       </w:pPr>
@@ -22414,7 +22452,7 @@
       <w:pPr>
         <w:numPr>
           <w:ilvl w:val="0"/>
-          <w:numId w:val="1015"/>
+          <w:numId w:val="1017"/>
         </w:numPr>
         <w:pStyle w:val="Compact"/>
       </w:pPr>
@@ -22773,10 +22811,64 @@
     </w:lvlOverride>
   </w:num>
   <w:num w:numId="1004">
-    <w:abstractNumId w:val="991"/>
+    <w:abstractNumId w:val="99411"/>
+    <w:lvlOverride w:ilvl="0">
+      <w:startOverride w:val="1"/>
+    </w:lvlOverride>
+    <w:lvlOverride w:ilvl="1">
+      <w:startOverride w:val="1"/>
+    </w:lvlOverride>
+    <w:lvlOverride w:ilvl="2">
+      <w:startOverride w:val="1"/>
+    </w:lvlOverride>
+    <w:lvlOverride w:ilvl="3">
+      <w:startOverride w:val="1"/>
+    </w:lvlOverride>
+    <w:lvlOverride w:ilvl="4">
+      <w:startOverride w:val="1"/>
+    </w:lvlOverride>
+    <w:lvlOverride w:ilvl="5">
+      <w:startOverride w:val="1"/>
+    </w:lvlOverride>
+    <w:lvlOverride w:ilvl="6">
+      <w:startOverride w:val="1"/>
+    </w:lvlOverride>
+    <w:lvlOverride w:ilvl="7">
+      <w:startOverride w:val="1"/>
+    </w:lvlOverride>
+    <w:lvlOverride w:ilvl="8">
+      <w:startOverride w:val="1"/>
+    </w:lvlOverride>
   </w:num>
   <w:num w:numId="1005">
-    <w:abstractNumId w:val="991"/>
+    <w:abstractNumId w:val="99411"/>
+    <w:lvlOverride w:ilvl="0">
+      <w:startOverride w:val="1"/>
+    </w:lvlOverride>
+    <w:lvlOverride w:ilvl="1">
+      <w:startOverride w:val="1"/>
+    </w:lvlOverride>
+    <w:lvlOverride w:ilvl="2">
+      <w:startOverride w:val="1"/>
+    </w:lvlOverride>
+    <w:lvlOverride w:ilvl="3">
+      <w:startOverride w:val="1"/>
+    </w:lvlOverride>
+    <w:lvlOverride w:ilvl="4">
+      <w:startOverride w:val="1"/>
+    </w:lvlOverride>
+    <w:lvlOverride w:ilvl="5">
+      <w:startOverride w:val="1"/>
+    </w:lvlOverride>
+    <w:lvlOverride w:ilvl="6">
+      <w:startOverride w:val="1"/>
+    </w:lvlOverride>
+    <w:lvlOverride w:ilvl="7">
+      <w:startOverride w:val="1"/>
+    </w:lvlOverride>
+    <w:lvlOverride w:ilvl="8">
+      <w:startOverride w:val="1"/>
+    </w:lvlOverride>
   </w:num>
   <w:num w:numId="1006">
     <w:abstractNumId w:val="991"/>
@@ -22806,6 +22898,12 @@
     <w:abstractNumId w:val="991"/>
   </w:num>
   <w:num w:numId="1015">
+    <w:abstractNumId w:val="991"/>
+  </w:num>
+  <w:num w:numId="1016">
+    <w:abstractNumId w:val="991"/>
+  </w:num>
+  <w:num w:numId="1017">
     <w:abstractNumId w:val="991"/>
   </w:num>
 </w:numbering>
